--- a/Module7/eedelst4_sc7.docx
+++ b/Module7/eedelst4_sc7.docx
@@ -78,6 +78,1448 @@
         </w:drawing>
       </w:r>
     </w:p>
+    <w:p/>
+    <w:tbl>
+      <w:tblPr>
+        <w:tblStyle w:val="GridTable1Light"/>
+        <w:tblW w:w="8068" w:type="dxa"/>
+        <w:tblLook w:val="04A0" w:firstRow="1" w:lastRow="0" w:firstColumn="1" w:lastColumn="0" w:noHBand="0" w:noVBand="1"/>
+      </w:tblPr>
+      <w:tblGrid>
+        <w:gridCol w:w="2500"/>
+        <w:gridCol w:w="2460"/>
+        <w:gridCol w:w="3108"/>
+      </w:tblGrid>
+      <w:tr>
+        <w:trPr>
+          <w:cnfStyle w:val="100000000000" w:firstRow="1" w:lastRow="0" w:firstColumn="0" w:lastColumn="0" w:oddVBand="0" w:evenVBand="0" w:oddHBand="0" w:evenHBand="0" w:firstRowFirstColumn="0" w:firstRowLastColumn="0" w:lastRowFirstColumn="0" w:lastRowLastColumn="0"/>
+          <w:trHeight w:val="320"/>
+        </w:trPr>
+        <w:tc>
+          <w:tcPr>
+            <w:cnfStyle w:val="001000000000" w:firstRow="0" w:lastRow="0" w:firstColumn="1" w:lastColumn="0" w:oddVBand="0" w:evenVBand="0" w:oddHBand="0" w:evenHBand="0" w:firstRowFirstColumn="0" w:firstRowLastColumn="0" w:lastRowFirstColumn="0" w:lastRowLastColumn="0"/>
+            <w:tcW w:w="2500" w:type="dxa"/>
+            <w:noWrap/>
+            <w:hideMark/>
+          </w:tcPr>
+          <w:p>
+            <w:pPr>
+              <w:rPr>
+                <w:rFonts w:ascii="Helvetica" w:hAnsi="Helvetica"/>
+                <w:i/>
+                <w:iCs/>
+                <w:color w:val="000000"/>
+                <w:sz w:val="22"/>
+                <w:szCs w:val="22"/>
+              </w:rPr>
+            </w:pPr>
+            <w:r>
+              <w:rPr>
+                <w:rFonts w:ascii="Helvetica" w:hAnsi="Helvetica"/>
+                <w:i/>
+                <w:iCs/>
+                <w:color w:val="000000"/>
+                <w:sz w:val="22"/>
+                <w:szCs w:val="22"/>
+              </w:rPr>
+              <w:t>Expression 1</w:t>
+            </w:r>
+          </w:p>
+        </w:tc>
+        <w:tc>
+          <w:tcPr>
+            <w:tcW w:w="2460" w:type="dxa"/>
+            <w:noWrap/>
+            <w:hideMark/>
+          </w:tcPr>
+          <w:p>
+            <w:pPr>
+              <w:cnfStyle w:val="100000000000" w:firstRow="1" w:lastRow="0" w:firstColumn="0" w:lastColumn="0" w:oddVBand="0" w:evenVBand="0" w:oddHBand="0" w:evenHBand="0" w:firstRowFirstColumn="0" w:firstRowLastColumn="0" w:lastRowFirstColumn="0" w:lastRowLastColumn="0"/>
+              <w:rPr>
+                <w:rFonts w:ascii="Helvetica" w:hAnsi="Helvetica"/>
+                <w:i/>
+                <w:iCs/>
+                <w:color w:val="000000"/>
+                <w:sz w:val="22"/>
+                <w:szCs w:val="22"/>
+              </w:rPr>
+            </w:pPr>
+            <w:r>
+              <w:rPr>
+                <w:rFonts w:ascii="Helvetica" w:hAnsi="Helvetica"/>
+                <w:i/>
+                <w:iCs/>
+                <w:color w:val="000000"/>
+                <w:sz w:val="22"/>
+                <w:szCs w:val="22"/>
+              </w:rPr>
+              <w:t>Expression 2</w:t>
+            </w:r>
+          </w:p>
+        </w:tc>
+        <w:tc>
+          <w:tcPr>
+            <w:tcW w:w="3108" w:type="dxa"/>
+            <w:noWrap/>
+            <w:hideMark/>
+          </w:tcPr>
+          <w:p>
+            <w:pPr>
+              <w:cnfStyle w:val="100000000000" w:firstRow="1" w:lastRow="0" w:firstColumn="0" w:lastColumn="0" w:oddVBand="0" w:evenVBand="0" w:oddHBand="0" w:evenHBand="0" w:firstRowFirstColumn="0" w:firstRowLastColumn="0" w:lastRowFirstColumn="0" w:lastRowLastColumn="0"/>
+              <w:rPr>
+                <w:rFonts w:ascii="Aptos Narrow" w:hAnsi="Aptos Narrow"/>
+                <w:color w:val="000000"/>
+              </w:rPr>
+            </w:pPr>
+            <w:r>
+              <w:rPr>
+                <w:rFonts w:ascii="Aptos Narrow" w:hAnsi="Aptos Narrow"/>
+                <w:color w:val="000000"/>
+              </w:rPr>
+              <w:t>Result</w:t>
+            </w:r>
+          </w:p>
+        </w:tc>
+      </w:tr>
+      <w:tr>
+        <w:trPr>
+          <w:trHeight w:val="320"/>
+        </w:trPr>
+        <w:tc>
+          <w:tcPr>
+            <w:cnfStyle w:val="001000000000" w:firstRow="0" w:lastRow="0" w:firstColumn="1" w:lastColumn="0" w:oddVBand="0" w:evenVBand="0" w:oddHBand="0" w:evenHBand="0" w:firstRowFirstColumn="0" w:firstRowLastColumn="0" w:lastRowFirstColumn="0" w:lastRowLastColumn="0"/>
+            <w:tcW w:w="2500" w:type="dxa"/>
+            <w:noWrap/>
+            <w:hideMark/>
+          </w:tcPr>
+          <w:p>
+            <w:pPr>
+              <w:rPr>
+                <w:rFonts w:ascii="Aptos Narrow" w:hAnsi="Aptos Narrow"/>
+                <w:b w:val="0"/>
+                <w:bCs w:val="0"/>
+                <w:color w:val="000000"/>
+              </w:rPr>
+            </w:pPr>
+            <w:r>
+              <w:rPr>
+                <w:rFonts w:ascii="Aptos Narrow" w:hAnsi="Aptos Narrow"/>
+                <w:b w:val="0"/>
+                <w:bCs w:val="0"/>
+                <w:color w:val="000000"/>
+              </w:rPr>
+              <w:t>Fred</w:t>
+            </w:r>
+          </w:p>
+        </w:tc>
+        <w:tc>
+          <w:tcPr>
+            <w:tcW w:w="2460" w:type="dxa"/>
+            <w:noWrap/>
+            <w:hideMark/>
+          </w:tcPr>
+          <w:p>
+            <w:pPr>
+              <w:cnfStyle w:val="000000000000" w:firstRow="0" w:lastRow="0" w:firstColumn="0" w:lastColumn="0" w:oddVBand="0" w:evenVBand="0" w:oddHBand="0" w:evenHBand="0" w:firstRowFirstColumn="0" w:firstRowLastColumn="0" w:lastRowFirstColumn="0" w:lastRowLastColumn="0"/>
+              <w:rPr>
+                <w:rFonts w:ascii="Aptos Narrow" w:hAnsi="Aptos Narrow"/>
+                <w:color w:val="000000"/>
+              </w:rPr>
+            </w:pPr>
+            <w:r>
+              <w:rPr>
+                <w:rFonts w:ascii="Aptos Narrow" w:hAnsi="Aptos Narrow"/>
+                <w:color w:val="000000"/>
+              </w:rPr>
+              <w:t>Barney</w:t>
+            </w:r>
+          </w:p>
+        </w:tc>
+        <w:tc>
+          <w:tcPr>
+            <w:tcW w:w="3108" w:type="dxa"/>
+            <w:noWrap/>
+            <w:hideMark/>
+          </w:tcPr>
+          <w:p>
+            <w:pPr>
+              <w:cnfStyle w:val="000000000000" w:firstRow="0" w:lastRow="0" w:firstColumn="0" w:lastColumn="0" w:oddVBand="0" w:evenVBand="0" w:oddHBand="0" w:evenHBand="0" w:firstRowFirstColumn="0" w:firstRowLastColumn="0" w:lastRowFirstColumn="0" w:lastRowLastColumn="0"/>
+              <w:rPr>
+                <w:rFonts w:ascii="Aptos Narrow" w:hAnsi="Aptos Narrow"/>
+                <w:color w:val="000000"/>
+              </w:rPr>
+            </w:pPr>
+            <w:r>
+              <w:rPr>
+                <w:rFonts w:ascii="Aptos Narrow" w:hAnsi="Aptos Narrow"/>
+                <w:color w:val="000000"/>
+              </w:rPr>
+              <w:t>FAIL</w:t>
+            </w:r>
+          </w:p>
+        </w:tc>
+      </w:tr>
+      <w:tr>
+        <w:trPr>
+          <w:trHeight w:val="320"/>
+        </w:trPr>
+        <w:tc>
+          <w:tcPr>
+            <w:cnfStyle w:val="001000000000" w:firstRow="0" w:lastRow="0" w:firstColumn="1" w:lastColumn="0" w:oddVBand="0" w:evenVBand="0" w:oddHBand="0" w:evenHBand="0" w:firstRowFirstColumn="0" w:firstRowLastColumn="0" w:lastRowFirstColumn="0" w:lastRowLastColumn="0"/>
+            <w:tcW w:w="2500" w:type="dxa"/>
+            <w:noWrap/>
+            <w:hideMark/>
+          </w:tcPr>
+          <w:p>
+            <w:pPr>
+              <w:rPr>
+                <w:rFonts w:ascii="Aptos Narrow" w:hAnsi="Aptos Narrow"/>
+                <w:b w:val="0"/>
+                <w:bCs w:val="0"/>
+                <w:color w:val="000000"/>
+              </w:rPr>
+            </w:pPr>
+            <w:r>
+              <w:rPr>
+                <w:rFonts w:ascii="Aptos Narrow" w:hAnsi="Aptos Narrow"/>
+                <w:b w:val="0"/>
+                <w:bCs w:val="0"/>
+                <w:color w:val="000000"/>
+              </w:rPr>
+              <w:t xml:space="preserve">Pebbles </w:t>
+            </w:r>
+          </w:p>
+        </w:tc>
+        <w:tc>
+          <w:tcPr>
+            <w:tcW w:w="2460" w:type="dxa"/>
+            <w:noWrap/>
+            <w:hideMark/>
+          </w:tcPr>
+          <w:p>
+            <w:pPr>
+              <w:cnfStyle w:val="000000000000" w:firstRow="0" w:lastRow="0" w:firstColumn="0" w:lastColumn="0" w:oddVBand="0" w:evenVBand="0" w:oddHBand="0" w:evenHBand="0" w:firstRowFirstColumn="0" w:firstRowLastColumn="0" w:lastRowFirstColumn="0" w:lastRowLastColumn="0"/>
+              <w:rPr>
+                <w:rFonts w:ascii="Aptos Narrow" w:hAnsi="Aptos Narrow"/>
+                <w:color w:val="000000"/>
+              </w:rPr>
+            </w:pPr>
+            <w:r>
+              <w:rPr>
+                <w:rFonts w:ascii="Aptos Narrow" w:hAnsi="Aptos Narrow"/>
+                <w:color w:val="000000"/>
+              </w:rPr>
+              <w:t xml:space="preserve">Pebbles </w:t>
+            </w:r>
+          </w:p>
+        </w:tc>
+        <w:tc>
+          <w:tcPr>
+            <w:tcW w:w="3108" w:type="dxa"/>
+            <w:noWrap/>
+            <w:hideMark/>
+          </w:tcPr>
+          <w:p>
+            <w:pPr>
+              <w:cnfStyle w:val="000000000000" w:firstRow="0" w:lastRow="0" w:firstColumn="0" w:lastColumn="0" w:oddVBand="0" w:evenVBand="0" w:oddHBand="0" w:evenHBand="0" w:firstRowFirstColumn="0" w:firstRowLastColumn="0" w:lastRowFirstColumn="0" w:lastRowLastColumn="0"/>
+              <w:rPr>
+                <w:rFonts w:ascii="Aptos Narrow" w:hAnsi="Aptos Narrow"/>
+                <w:color w:val="000000"/>
+              </w:rPr>
+            </w:pPr>
+            <w:r>
+              <w:rPr>
+                <w:rFonts w:ascii="Aptos Narrow" w:hAnsi="Aptos Narrow"/>
+                <w:color w:val="000000"/>
+              </w:rPr>
+              <w:t>{}</w:t>
+            </w:r>
+          </w:p>
+        </w:tc>
+      </w:tr>
+      <w:tr>
+        <w:trPr>
+          <w:trHeight w:val="320"/>
+        </w:trPr>
+        <w:tc>
+          <w:tcPr>
+            <w:cnfStyle w:val="001000000000" w:firstRow="0" w:lastRow="0" w:firstColumn="1" w:lastColumn="0" w:oddVBand="0" w:evenVBand="0" w:oddHBand="0" w:evenHBand="0" w:firstRowFirstColumn="0" w:firstRowLastColumn="0" w:lastRowFirstColumn="0" w:lastRowLastColumn="0"/>
+            <w:tcW w:w="2500" w:type="dxa"/>
+            <w:noWrap/>
+            <w:hideMark/>
+          </w:tcPr>
+          <w:p>
+            <w:pPr>
+              <w:rPr>
+                <w:rFonts w:ascii="Helvetica" w:hAnsi="Helvetica"/>
+                <w:b w:val="0"/>
+                <w:bCs w:val="0"/>
+                <w:color w:val="000000"/>
+                <w:sz w:val="22"/>
+                <w:szCs w:val="22"/>
+              </w:rPr>
+            </w:pPr>
+            <w:r>
+              <w:rPr>
+                <w:rFonts w:ascii="Helvetica" w:hAnsi="Helvetica"/>
+                <w:b w:val="0"/>
+                <w:bCs w:val="0"/>
+                <w:color w:val="000000"/>
+                <w:sz w:val="22"/>
+                <w:szCs w:val="22"/>
+              </w:rPr>
+              <w:t>(</w:t>
+            </w:r>
+            <w:proofErr w:type="spellStart"/>
+            <w:r>
+              <w:rPr>
+                <w:rFonts w:ascii="Helvetica" w:hAnsi="Helvetica"/>
+                <w:b w:val="0"/>
+                <w:bCs w:val="0"/>
+                <w:color w:val="000000"/>
+                <w:sz w:val="22"/>
+                <w:szCs w:val="22"/>
+              </w:rPr>
+              <w:t>quarry_worker</w:t>
+            </w:r>
+            <w:proofErr w:type="spellEnd"/>
+            <w:r>
+              <w:rPr>
+                <w:rFonts w:ascii="Helvetica" w:hAnsi="Helvetica"/>
+                <w:b w:val="0"/>
+                <w:bCs w:val="0"/>
+                <w:color w:val="000000"/>
+                <w:sz w:val="22"/>
+                <w:szCs w:val="22"/>
+              </w:rPr>
+              <w:t xml:space="preserve"> Fred)</w:t>
+            </w:r>
+          </w:p>
+        </w:tc>
+        <w:tc>
+          <w:tcPr>
+            <w:tcW w:w="2460" w:type="dxa"/>
+            <w:noWrap/>
+            <w:hideMark/>
+          </w:tcPr>
+          <w:p>
+            <w:pPr>
+              <w:cnfStyle w:val="000000000000" w:firstRow="0" w:lastRow="0" w:firstColumn="0" w:lastColumn="0" w:oddVBand="0" w:evenVBand="0" w:oddHBand="0" w:evenHBand="0" w:firstRowFirstColumn="0" w:firstRowLastColumn="0" w:lastRowFirstColumn="0" w:lastRowLastColumn="0"/>
+              <w:rPr>
+                <w:rFonts w:ascii="Helvetica" w:hAnsi="Helvetica"/>
+                <w:color w:val="000000"/>
+                <w:sz w:val="22"/>
+                <w:szCs w:val="22"/>
+              </w:rPr>
+            </w:pPr>
+            <w:r>
+              <w:rPr>
+                <w:rFonts w:ascii="Helvetica" w:hAnsi="Helvetica"/>
+                <w:color w:val="000000"/>
+                <w:sz w:val="22"/>
+                <w:szCs w:val="22"/>
+              </w:rPr>
+              <w:t>(</w:t>
+            </w:r>
+            <w:proofErr w:type="spellStart"/>
+            <w:r>
+              <w:rPr>
+                <w:rFonts w:ascii="Helvetica" w:hAnsi="Helvetica"/>
+                <w:color w:val="000000"/>
+                <w:sz w:val="22"/>
+                <w:szCs w:val="22"/>
+              </w:rPr>
+              <w:t>quarry_</w:t>
+            </w:r>
+            <w:proofErr w:type="gramStart"/>
+            <w:r>
+              <w:rPr>
+                <w:rFonts w:ascii="Helvetica" w:hAnsi="Helvetica"/>
+                <w:color w:val="000000"/>
+                <w:sz w:val="22"/>
+                <w:szCs w:val="22"/>
+              </w:rPr>
+              <w:t>worker</w:t>
+            </w:r>
+            <w:proofErr w:type="spellEnd"/>
+            <w:r>
+              <w:rPr>
+                <w:rFonts w:ascii="Helvetica" w:hAnsi="Helvetica"/>
+                <w:color w:val="000000"/>
+                <w:sz w:val="22"/>
+                <w:szCs w:val="22"/>
+              </w:rPr>
+              <w:t xml:space="preserve"> ?x</w:t>
+            </w:r>
+            <w:proofErr w:type="gramEnd"/>
+            <w:r>
+              <w:rPr>
+                <w:rFonts w:ascii="Helvetica" w:hAnsi="Helvetica"/>
+                <w:color w:val="000000"/>
+                <w:sz w:val="22"/>
+                <w:szCs w:val="22"/>
+              </w:rPr>
+              <w:t>)</w:t>
+            </w:r>
+          </w:p>
+        </w:tc>
+        <w:tc>
+          <w:tcPr>
+            <w:tcW w:w="3108" w:type="dxa"/>
+            <w:noWrap/>
+            <w:hideMark/>
+          </w:tcPr>
+          <w:p>
+            <w:pPr>
+              <w:cnfStyle w:val="000000000000" w:firstRow="0" w:lastRow="0" w:firstColumn="0" w:lastColumn="0" w:oddVBand="0" w:evenVBand="0" w:oddHBand="0" w:evenHBand="0" w:firstRowFirstColumn="0" w:firstRowLastColumn="0" w:lastRowFirstColumn="0" w:lastRowLastColumn="0"/>
+              <w:rPr>
+                <w:rFonts w:ascii="Aptos" w:hAnsi="Aptos"/>
+                <w:color w:val="000000"/>
+              </w:rPr>
+            </w:pPr>
+            <w:r>
+              <w:rPr>
+                <w:rFonts w:ascii="Aptos" w:hAnsi="Aptos"/>
+                <w:color w:val="000000"/>
+              </w:rPr>
+              <w:t xml:space="preserve"> </w:t>
+            </w:r>
+            <w:proofErr w:type="gramStart"/>
+            <w:r>
+              <w:rPr>
+                <w:rFonts w:ascii="Aptos" w:hAnsi="Aptos"/>
+                <w:color w:val="000000"/>
+              </w:rPr>
+              <w:t>{?x</w:t>
+            </w:r>
+            <w:proofErr w:type="gramEnd"/>
+            <w:r>
+              <w:rPr>
+                <w:rFonts w:ascii="Aptos" w:hAnsi="Aptos"/>
+                <w:color w:val="000000"/>
+              </w:rPr>
+              <w:t>/Fred</w:t>
+            </w:r>
+          </w:p>
+        </w:tc>
+      </w:tr>
+      <w:tr>
+        <w:trPr>
+          <w:trHeight w:val="320"/>
+        </w:trPr>
+        <w:tc>
+          <w:tcPr>
+            <w:cnfStyle w:val="001000000000" w:firstRow="0" w:lastRow="0" w:firstColumn="1" w:lastColumn="0" w:oddVBand="0" w:evenVBand="0" w:oddHBand="0" w:evenHBand="0" w:firstRowFirstColumn="0" w:firstRowLastColumn="0" w:lastRowFirstColumn="0" w:lastRowLastColumn="0"/>
+            <w:tcW w:w="2500" w:type="dxa"/>
+            <w:noWrap/>
+            <w:hideMark/>
+          </w:tcPr>
+          <w:p>
+            <w:pPr>
+              <w:rPr>
+                <w:rFonts w:ascii="Helvetica" w:hAnsi="Helvetica"/>
+                <w:b w:val="0"/>
+                <w:bCs w:val="0"/>
+                <w:color w:val="000000"/>
+                <w:sz w:val="22"/>
+                <w:szCs w:val="22"/>
+              </w:rPr>
+            </w:pPr>
+            <w:r>
+              <w:rPr>
+                <w:rFonts w:ascii="Helvetica" w:hAnsi="Helvetica"/>
+                <w:b w:val="0"/>
+                <w:bCs w:val="0"/>
+                <w:color w:val="000000"/>
+                <w:sz w:val="22"/>
+                <w:szCs w:val="22"/>
+              </w:rPr>
+              <w:t xml:space="preserve">(son </w:t>
+            </w:r>
+            <w:proofErr w:type="gramStart"/>
+            <w:r>
+              <w:rPr>
+                <w:rFonts w:ascii="Helvetica" w:hAnsi="Helvetica"/>
+                <w:b w:val="0"/>
+                <w:bCs w:val="0"/>
+                <w:color w:val="000000"/>
+                <w:sz w:val="22"/>
+                <w:szCs w:val="22"/>
+              </w:rPr>
+              <w:t>Barney ?x</w:t>
+            </w:r>
+            <w:proofErr w:type="gramEnd"/>
+            <w:r>
+              <w:rPr>
+                <w:rFonts w:ascii="Helvetica" w:hAnsi="Helvetica"/>
+                <w:b w:val="0"/>
+                <w:bCs w:val="0"/>
+                <w:color w:val="000000"/>
+                <w:sz w:val="22"/>
+                <w:szCs w:val="22"/>
+              </w:rPr>
+              <w:t>)</w:t>
+            </w:r>
+          </w:p>
+        </w:tc>
+        <w:tc>
+          <w:tcPr>
+            <w:tcW w:w="2460" w:type="dxa"/>
+            <w:noWrap/>
+            <w:hideMark/>
+          </w:tcPr>
+          <w:p>
+            <w:pPr>
+              <w:cnfStyle w:val="000000000000" w:firstRow="0" w:lastRow="0" w:firstColumn="0" w:lastColumn="0" w:oddVBand="0" w:evenVBand="0" w:oddHBand="0" w:evenHBand="0" w:firstRowFirstColumn="0" w:firstRowLastColumn="0" w:lastRowFirstColumn="0" w:lastRowLastColumn="0"/>
+              <w:rPr>
+                <w:rFonts w:ascii="Aptos Narrow" w:hAnsi="Aptos Narrow"/>
+                <w:color w:val="000000"/>
+              </w:rPr>
+            </w:pPr>
+            <w:r>
+              <w:rPr>
+                <w:rFonts w:ascii="Aptos Narrow" w:hAnsi="Aptos Narrow"/>
+                <w:color w:val="000000"/>
+              </w:rPr>
+              <w:t>(</w:t>
+            </w:r>
+            <w:proofErr w:type="gramStart"/>
+            <w:r>
+              <w:rPr>
+                <w:rFonts w:ascii="Aptos Narrow" w:hAnsi="Aptos Narrow"/>
+                <w:color w:val="000000"/>
+              </w:rPr>
+              <w:t>son ?y</w:t>
+            </w:r>
+            <w:proofErr w:type="gramEnd"/>
+            <w:r>
+              <w:rPr>
+                <w:rFonts w:ascii="Aptos Narrow" w:hAnsi="Aptos Narrow"/>
+                <w:color w:val="000000"/>
+              </w:rPr>
+              <w:t xml:space="preserve"> </w:t>
+            </w:r>
+            <w:proofErr w:type="spellStart"/>
+            <w:r>
+              <w:rPr>
+                <w:rFonts w:ascii="Aptos Narrow" w:hAnsi="Aptos Narrow"/>
+                <w:color w:val="000000"/>
+              </w:rPr>
+              <w:t>Bam_Bam</w:t>
+            </w:r>
+            <w:proofErr w:type="spellEnd"/>
+            <w:r>
+              <w:rPr>
+                <w:rFonts w:ascii="Aptos Narrow" w:hAnsi="Aptos Narrow"/>
+                <w:color w:val="000000"/>
+              </w:rPr>
+              <w:t>)</w:t>
+            </w:r>
+          </w:p>
+        </w:tc>
+        <w:tc>
+          <w:tcPr>
+            <w:tcW w:w="3108" w:type="dxa"/>
+            <w:noWrap/>
+            <w:hideMark/>
+          </w:tcPr>
+          <w:p>
+            <w:pPr>
+              <w:cnfStyle w:val="000000000000" w:firstRow="0" w:lastRow="0" w:firstColumn="0" w:lastColumn="0" w:oddVBand="0" w:evenVBand="0" w:oddHBand="0" w:evenHBand="0" w:firstRowFirstColumn="0" w:firstRowLastColumn="0" w:lastRowFirstColumn="0" w:lastRowLastColumn="0"/>
+              <w:rPr>
+                <w:rFonts w:ascii="Aptos" w:hAnsi="Aptos"/>
+                <w:color w:val="000000"/>
+              </w:rPr>
+            </w:pPr>
+            <w:proofErr w:type="gramStart"/>
+            <w:r>
+              <w:rPr>
+                <w:rFonts w:ascii="Aptos" w:hAnsi="Aptos"/>
+                <w:color w:val="000000"/>
+              </w:rPr>
+              <w:t>{?y</w:t>
+            </w:r>
+            <w:proofErr w:type="gramEnd"/>
+            <w:r>
+              <w:rPr>
+                <w:rFonts w:ascii="Aptos" w:hAnsi="Aptos"/>
+                <w:color w:val="000000"/>
+              </w:rPr>
+              <w:t>/Barney</w:t>
+            </w:r>
+            <w:proofErr w:type="gramStart"/>
+            <w:r>
+              <w:rPr>
+                <w:rFonts w:ascii="Aptos" w:hAnsi="Aptos"/>
+                <w:color w:val="000000"/>
+              </w:rPr>
+              <w:t>, ?x</w:t>
+            </w:r>
+            <w:proofErr w:type="gramEnd"/>
+            <w:r>
+              <w:rPr>
+                <w:rFonts w:ascii="Aptos" w:hAnsi="Aptos"/>
+                <w:color w:val="000000"/>
+              </w:rPr>
+              <w:t>/</w:t>
+            </w:r>
+            <w:proofErr w:type="spellStart"/>
+            <w:r>
+              <w:rPr>
+                <w:rFonts w:ascii="Aptos" w:hAnsi="Aptos"/>
+                <w:color w:val="000000"/>
+              </w:rPr>
+              <w:t>Bam_Bam</w:t>
+            </w:r>
+            <w:proofErr w:type="spellEnd"/>
+            <w:r>
+              <w:rPr>
+                <w:rFonts w:ascii="Aptos" w:hAnsi="Aptos"/>
+                <w:color w:val="000000"/>
+              </w:rPr>
+              <w:t>}</w:t>
+            </w:r>
+          </w:p>
+        </w:tc>
+      </w:tr>
+      <w:tr>
+        <w:trPr>
+          <w:trHeight w:val="320"/>
+        </w:trPr>
+        <w:tc>
+          <w:tcPr>
+            <w:cnfStyle w:val="001000000000" w:firstRow="0" w:lastRow="0" w:firstColumn="1" w:lastColumn="0" w:oddVBand="0" w:evenVBand="0" w:oddHBand="0" w:evenHBand="0" w:firstRowFirstColumn="0" w:firstRowLastColumn="0" w:lastRowFirstColumn="0" w:lastRowLastColumn="0"/>
+            <w:tcW w:w="2500" w:type="dxa"/>
+            <w:noWrap/>
+            <w:hideMark/>
+          </w:tcPr>
+          <w:p>
+            <w:pPr>
+              <w:rPr>
+                <w:rFonts w:ascii="Aptos Narrow" w:hAnsi="Aptos Narrow"/>
+                <w:b w:val="0"/>
+                <w:bCs w:val="0"/>
+                <w:color w:val="000000"/>
+              </w:rPr>
+            </w:pPr>
+            <w:r>
+              <w:rPr>
+                <w:rFonts w:ascii="Aptos Narrow" w:hAnsi="Aptos Narrow"/>
+                <w:b w:val="0"/>
+                <w:bCs w:val="0"/>
+                <w:color w:val="000000"/>
+              </w:rPr>
+              <w:t>(</w:t>
+            </w:r>
+            <w:proofErr w:type="gramStart"/>
+            <w:r>
+              <w:rPr>
+                <w:rFonts w:ascii="Aptos Narrow" w:hAnsi="Aptos Narrow"/>
+                <w:b w:val="0"/>
+                <w:bCs w:val="0"/>
+                <w:color w:val="000000"/>
+              </w:rPr>
+              <w:t>married ?x ?y</w:t>
+            </w:r>
+            <w:proofErr w:type="gramEnd"/>
+            <w:r>
+              <w:rPr>
+                <w:rFonts w:ascii="Aptos Narrow" w:hAnsi="Aptos Narrow"/>
+                <w:b w:val="0"/>
+                <w:bCs w:val="0"/>
+                <w:color w:val="000000"/>
+              </w:rPr>
+              <w:t>)</w:t>
+            </w:r>
+          </w:p>
+        </w:tc>
+        <w:tc>
+          <w:tcPr>
+            <w:tcW w:w="2460" w:type="dxa"/>
+            <w:noWrap/>
+            <w:hideMark/>
+          </w:tcPr>
+          <w:p>
+            <w:pPr>
+              <w:cnfStyle w:val="000000000000" w:firstRow="0" w:lastRow="0" w:firstColumn="0" w:lastColumn="0" w:oddVBand="0" w:evenVBand="0" w:oddHBand="0" w:evenHBand="0" w:firstRowFirstColumn="0" w:firstRowLastColumn="0" w:lastRowFirstColumn="0" w:lastRowLastColumn="0"/>
+              <w:rPr>
+                <w:rFonts w:ascii="Helvetica" w:hAnsi="Helvetica"/>
+                <w:color w:val="000000"/>
+                <w:sz w:val="22"/>
+                <w:szCs w:val="22"/>
+              </w:rPr>
+            </w:pPr>
+            <w:r>
+              <w:rPr>
+                <w:rFonts w:ascii="Helvetica" w:hAnsi="Helvetica"/>
+                <w:color w:val="000000"/>
+                <w:sz w:val="22"/>
+                <w:szCs w:val="22"/>
+              </w:rPr>
+              <w:t>(married Barney Wilma)</w:t>
+            </w:r>
+          </w:p>
+        </w:tc>
+        <w:tc>
+          <w:tcPr>
+            <w:tcW w:w="3108" w:type="dxa"/>
+            <w:noWrap/>
+            <w:hideMark/>
+          </w:tcPr>
+          <w:p>
+            <w:pPr>
+              <w:cnfStyle w:val="000000000000" w:firstRow="0" w:lastRow="0" w:firstColumn="0" w:lastColumn="0" w:oddVBand="0" w:evenVBand="0" w:oddHBand="0" w:evenHBand="0" w:firstRowFirstColumn="0" w:firstRowLastColumn="0" w:lastRowFirstColumn="0" w:lastRowLastColumn="0"/>
+              <w:rPr>
+                <w:rFonts w:ascii="Aptos" w:hAnsi="Aptos"/>
+                <w:color w:val="000000"/>
+              </w:rPr>
+            </w:pPr>
+            <w:proofErr w:type="gramStart"/>
+            <w:r>
+              <w:rPr>
+                <w:rFonts w:ascii="Aptos" w:hAnsi="Aptos"/>
+                <w:color w:val="000000"/>
+              </w:rPr>
+              <w:t>{?x</w:t>
+            </w:r>
+            <w:proofErr w:type="gramEnd"/>
+            <w:r>
+              <w:rPr>
+                <w:rFonts w:ascii="Aptos" w:hAnsi="Aptos"/>
+                <w:color w:val="000000"/>
+              </w:rPr>
+              <w:t>/Barney</w:t>
+            </w:r>
+            <w:proofErr w:type="gramStart"/>
+            <w:r>
+              <w:rPr>
+                <w:rFonts w:ascii="Aptos" w:hAnsi="Aptos"/>
+                <w:color w:val="000000"/>
+              </w:rPr>
+              <w:t>, ?y</w:t>
+            </w:r>
+            <w:proofErr w:type="gramEnd"/>
+            <w:r>
+              <w:rPr>
+                <w:rFonts w:ascii="Aptos" w:hAnsi="Aptos"/>
+                <w:color w:val="000000"/>
+              </w:rPr>
+              <w:t>/Wilma}</w:t>
+            </w:r>
+          </w:p>
+        </w:tc>
+      </w:tr>
+      <w:tr>
+        <w:trPr>
+          <w:trHeight w:val="320"/>
+        </w:trPr>
+        <w:tc>
+          <w:tcPr>
+            <w:cnfStyle w:val="001000000000" w:firstRow="0" w:lastRow="0" w:firstColumn="1" w:lastColumn="0" w:oddVBand="0" w:evenVBand="0" w:oddHBand="0" w:evenHBand="0" w:firstRowFirstColumn="0" w:firstRowLastColumn="0" w:lastRowFirstColumn="0" w:lastRowLastColumn="0"/>
+            <w:tcW w:w="2500" w:type="dxa"/>
+            <w:noWrap/>
+            <w:hideMark/>
+          </w:tcPr>
+          <w:p>
+            <w:pPr>
+              <w:rPr>
+                <w:rFonts w:ascii="Helvetica" w:hAnsi="Helvetica"/>
+                <w:b w:val="0"/>
+                <w:bCs w:val="0"/>
+                <w:color w:val="000000"/>
+                <w:sz w:val="22"/>
+                <w:szCs w:val="22"/>
+              </w:rPr>
+            </w:pPr>
+            <w:r>
+              <w:rPr>
+                <w:rFonts w:ascii="Helvetica" w:hAnsi="Helvetica"/>
+                <w:b w:val="0"/>
+                <w:bCs w:val="0"/>
+                <w:color w:val="000000"/>
+                <w:sz w:val="22"/>
+                <w:szCs w:val="22"/>
+              </w:rPr>
+              <w:t xml:space="preserve">(son </w:t>
+            </w:r>
+            <w:proofErr w:type="gramStart"/>
+            <w:r>
+              <w:rPr>
+                <w:rFonts w:ascii="Helvetica" w:hAnsi="Helvetica"/>
+                <w:b w:val="0"/>
+                <w:bCs w:val="0"/>
+                <w:color w:val="000000"/>
+                <w:sz w:val="22"/>
+                <w:szCs w:val="22"/>
+              </w:rPr>
+              <w:t>Barney ?x</w:t>
+            </w:r>
+            <w:proofErr w:type="gramEnd"/>
+            <w:r>
+              <w:rPr>
+                <w:rFonts w:ascii="Helvetica" w:hAnsi="Helvetica"/>
+                <w:b w:val="0"/>
+                <w:bCs w:val="0"/>
+                <w:color w:val="000000"/>
+                <w:sz w:val="22"/>
+                <w:szCs w:val="22"/>
+              </w:rPr>
+              <w:t>)</w:t>
+            </w:r>
+          </w:p>
+        </w:tc>
+        <w:tc>
+          <w:tcPr>
+            <w:tcW w:w="2460" w:type="dxa"/>
+            <w:noWrap/>
+            <w:hideMark/>
+          </w:tcPr>
+          <w:p>
+            <w:pPr>
+              <w:cnfStyle w:val="000000000000" w:firstRow="0" w:lastRow="0" w:firstColumn="0" w:lastColumn="0" w:oddVBand="0" w:evenVBand="0" w:oddHBand="0" w:evenHBand="0" w:firstRowFirstColumn="0" w:firstRowLastColumn="0" w:lastRowFirstColumn="0" w:lastRowLastColumn="0"/>
+              <w:rPr>
+                <w:rFonts w:ascii="Helvetica" w:hAnsi="Helvetica"/>
+                <w:color w:val="000000"/>
+                <w:sz w:val="22"/>
+                <w:szCs w:val="22"/>
+              </w:rPr>
+            </w:pPr>
+            <w:r>
+              <w:rPr>
+                <w:rFonts w:ascii="Helvetica" w:hAnsi="Helvetica"/>
+                <w:color w:val="000000"/>
+                <w:sz w:val="22"/>
+                <w:szCs w:val="22"/>
+              </w:rPr>
+              <w:t>(</w:t>
+            </w:r>
+            <w:proofErr w:type="gramStart"/>
+            <w:r>
+              <w:rPr>
+                <w:rFonts w:ascii="Helvetica" w:hAnsi="Helvetica"/>
+                <w:color w:val="000000"/>
+                <w:sz w:val="22"/>
+                <w:szCs w:val="22"/>
+              </w:rPr>
+              <w:t>son ?y</w:t>
+            </w:r>
+            <w:proofErr w:type="gramEnd"/>
+            <w:r>
+              <w:rPr>
+                <w:rFonts w:ascii="Helvetica" w:hAnsi="Helvetica"/>
+                <w:color w:val="000000"/>
+                <w:sz w:val="22"/>
+                <w:szCs w:val="22"/>
+              </w:rPr>
+              <w:t xml:space="preserve"> (son Barney))</w:t>
+            </w:r>
+          </w:p>
+        </w:tc>
+        <w:tc>
+          <w:tcPr>
+            <w:tcW w:w="3108" w:type="dxa"/>
+            <w:noWrap/>
+            <w:hideMark/>
+          </w:tcPr>
+          <w:p>
+            <w:pPr>
+              <w:cnfStyle w:val="000000000000" w:firstRow="0" w:lastRow="0" w:firstColumn="0" w:lastColumn="0" w:oddVBand="0" w:evenVBand="0" w:oddHBand="0" w:evenHBand="0" w:firstRowFirstColumn="0" w:firstRowLastColumn="0" w:lastRowFirstColumn="0" w:lastRowLastColumn="0"/>
+              <w:rPr>
+                <w:rFonts w:ascii="Aptos" w:hAnsi="Aptos"/>
+                <w:color w:val="000000"/>
+              </w:rPr>
+            </w:pPr>
+            <w:r>
+              <w:rPr>
+                <w:rFonts w:ascii="Aptos" w:hAnsi="Aptos"/>
+                <w:color w:val="000000"/>
+              </w:rPr>
+              <w:t xml:space="preserve"> </w:t>
+            </w:r>
+            <w:proofErr w:type="gramStart"/>
+            <w:r>
+              <w:rPr>
+                <w:rFonts w:ascii="Aptos" w:hAnsi="Aptos"/>
+                <w:color w:val="000000"/>
+              </w:rPr>
+              <w:t>{?y</w:t>
+            </w:r>
+            <w:proofErr w:type="gramEnd"/>
+            <w:r>
+              <w:rPr>
+                <w:rFonts w:ascii="Aptos" w:hAnsi="Aptos"/>
+                <w:color w:val="000000"/>
+              </w:rPr>
+              <w:t xml:space="preserve">/Barney, </w:t>
+            </w:r>
+            <w:proofErr w:type="gramStart"/>
+            <w:r>
+              <w:rPr>
+                <w:rFonts w:ascii="Aptos" w:hAnsi="Aptos"/>
+                <w:color w:val="000000"/>
+              </w:rPr>
+              <w:t>{?x/(</w:t>
+            </w:r>
+            <w:proofErr w:type="gramEnd"/>
+            <w:r>
+              <w:rPr>
+                <w:rFonts w:ascii="Aptos" w:hAnsi="Aptos"/>
+                <w:color w:val="000000"/>
+              </w:rPr>
+              <w:t>son Barney))</w:t>
+            </w:r>
+          </w:p>
+        </w:tc>
+      </w:tr>
+      <w:tr>
+        <w:trPr>
+          <w:trHeight w:val="320"/>
+        </w:trPr>
+        <w:tc>
+          <w:tcPr>
+            <w:cnfStyle w:val="001000000000" w:firstRow="0" w:lastRow="0" w:firstColumn="1" w:lastColumn="0" w:oddVBand="0" w:evenVBand="0" w:oddHBand="0" w:evenHBand="0" w:firstRowFirstColumn="0" w:firstRowLastColumn="0" w:lastRowFirstColumn="0" w:lastRowLastColumn="0"/>
+            <w:tcW w:w="2500" w:type="dxa"/>
+            <w:noWrap/>
+            <w:hideMark/>
+          </w:tcPr>
+          <w:p>
+            <w:pPr>
+              <w:rPr>
+                <w:rFonts w:ascii="Helvetica" w:hAnsi="Helvetica"/>
+                <w:b w:val="0"/>
+                <w:bCs w:val="0"/>
+                <w:color w:val="000000"/>
+                <w:sz w:val="22"/>
+                <w:szCs w:val="22"/>
+              </w:rPr>
+            </w:pPr>
+            <w:r>
+              <w:rPr>
+                <w:rFonts w:ascii="Helvetica" w:hAnsi="Helvetica"/>
+                <w:b w:val="0"/>
+                <w:bCs w:val="0"/>
+                <w:color w:val="000000"/>
+                <w:sz w:val="22"/>
+                <w:szCs w:val="22"/>
+              </w:rPr>
+              <w:t xml:space="preserve">(son </w:t>
+            </w:r>
+            <w:proofErr w:type="gramStart"/>
+            <w:r>
+              <w:rPr>
+                <w:rFonts w:ascii="Helvetica" w:hAnsi="Helvetica"/>
+                <w:b w:val="0"/>
+                <w:bCs w:val="0"/>
+                <w:color w:val="000000"/>
+                <w:sz w:val="22"/>
+                <w:szCs w:val="22"/>
+              </w:rPr>
+              <w:t>Barney ?x</w:t>
+            </w:r>
+            <w:proofErr w:type="gramEnd"/>
+            <w:r>
+              <w:rPr>
+                <w:rFonts w:ascii="Helvetica" w:hAnsi="Helvetica"/>
+                <w:b w:val="0"/>
+                <w:bCs w:val="0"/>
+                <w:color w:val="000000"/>
+                <w:sz w:val="22"/>
+                <w:szCs w:val="22"/>
+              </w:rPr>
+              <w:t>)</w:t>
+            </w:r>
+          </w:p>
+        </w:tc>
+        <w:tc>
+          <w:tcPr>
+            <w:tcW w:w="2460" w:type="dxa"/>
+            <w:noWrap/>
+            <w:hideMark/>
+          </w:tcPr>
+          <w:p>
+            <w:pPr>
+              <w:cnfStyle w:val="000000000000" w:firstRow="0" w:lastRow="0" w:firstColumn="0" w:lastColumn="0" w:oddVBand="0" w:evenVBand="0" w:oddHBand="0" w:evenHBand="0" w:firstRowFirstColumn="0" w:firstRowLastColumn="0" w:lastRowFirstColumn="0" w:lastRowLastColumn="0"/>
+              <w:rPr>
+                <w:rFonts w:ascii="Helvetica" w:hAnsi="Helvetica"/>
+                <w:color w:val="000000"/>
+                <w:sz w:val="22"/>
+                <w:szCs w:val="22"/>
+              </w:rPr>
+            </w:pPr>
+            <w:r>
+              <w:rPr>
+                <w:rFonts w:ascii="Helvetica" w:hAnsi="Helvetica"/>
+                <w:color w:val="000000"/>
+                <w:sz w:val="22"/>
+                <w:szCs w:val="22"/>
+              </w:rPr>
+              <w:t>(</w:t>
+            </w:r>
+            <w:proofErr w:type="gramStart"/>
+            <w:r>
+              <w:rPr>
+                <w:rFonts w:ascii="Helvetica" w:hAnsi="Helvetica"/>
+                <w:color w:val="000000"/>
+                <w:sz w:val="22"/>
+                <w:szCs w:val="22"/>
+              </w:rPr>
+              <w:t>son ?y</w:t>
+            </w:r>
+            <w:proofErr w:type="gramEnd"/>
+            <w:r>
+              <w:rPr>
+                <w:rFonts w:ascii="Helvetica" w:hAnsi="Helvetica"/>
+                <w:color w:val="000000"/>
+                <w:sz w:val="22"/>
+                <w:szCs w:val="22"/>
+              </w:rPr>
+              <w:t xml:space="preserve"> (</w:t>
+            </w:r>
+            <w:proofErr w:type="gramStart"/>
+            <w:r>
+              <w:rPr>
+                <w:rFonts w:ascii="Helvetica" w:hAnsi="Helvetica"/>
+                <w:color w:val="000000"/>
+                <w:sz w:val="22"/>
+                <w:szCs w:val="22"/>
+              </w:rPr>
+              <w:t>son ?y</w:t>
+            </w:r>
+            <w:proofErr w:type="gramEnd"/>
+            <w:r>
+              <w:rPr>
+                <w:rFonts w:ascii="Helvetica" w:hAnsi="Helvetica"/>
+                <w:color w:val="000000"/>
+                <w:sz w:val="22"/>
+                <w:szCs w:val="22"/>
+              </w:rPr>
+              <w:t>))</w:t>
+            </w:r>
+          </w:p>
+        </w:tc>
+        <w:tc>
+          <w:tcPr>
+            <w:tcW w:w="3108" w:type="dxa"/>
+            <w:noWrap/>
+            <w:hideMark/>
+          </w:tcPr>
+          <w:p>
+            <w:pPr>
+              <w:cnfStyle w:val="000000000000" w:firstRow="0" w:lastRow="0" w:firstColumn="0" w:lastColumn="0" w:oddVBand="0" w:evenVBand="0" w:oddHBand="0" w:evenHBand="0" w:firstRowFirstColumn="0" w:firstRowLastColumn="0" w:lastRowFirstColumn="0" w:lastRowLastColumn="0"/>
+              <w:rPr>
+                <w:rFonts w:ascii="Aptos" w:hAnsi="Aptos"/>
+                <w:color w:val="000000"/>
+              </w:rPr>
+            </w:pPr>
+            <w:r>
+              <w:rPr>
+                <w:rFonts w:ascii="Aptos" w:hAnsi="Aptos"/>
+                <w:color w:val="000000"/>
+              </w:rPr>
+              <w:t xml:space="preserve"> </w:t>
+            </w:r>
+            <w:proofErr w:type="gramStart"/>
+            <w:r>
+              <w:rPr>
+                <w:rFonts w:ascii="Aptos" w:hAnsi="Aptos"/>
+                <w:color w:val="000000"/>
+              </w:rPr>
+              <w:t>{?y</w:t>
+            </w:r>
+            <w:proofErr w:type="gramEnd"/>
+            <w:r>
+              <w:rPr>
+                <w:rFonts w:ascii="Aptos" w:hAnsi="Aptos"/>
+                <w:color w:val="000000"/>
+              </w:rPr>
+              <w:t xml:space="preserve">/Barney, </w:t>
+            </w:r>
+            <w:proofErr w:type="gramStart"/>
+            <w:r>
+              <w:rPr>
+                <w:rFonts w:ascii="Aptos" w:hAnsi="Aptos"/>
+                <w:color w:val="000000"/>
+              </w:rPr>
+              <w:t>{?x/(</w:t>
+            </w:r>
+            <w:proofErr w:type="gramEnd"/>
+            <w:r>
+              <w:rPr>
+                <w:rFonts w:ascii="Aptos" w:hAnsi="Aptos"/>
+                <w:color w:val="000000"/>
+              </w:rPr>
+              <w:t>son Barney))}</w:t>
+            </w:r>
+          </w:p>
+        </w:tc>
+      </w:tr>
+      <w:tr>
+        <w:trPr>
+          <w:trHeight w:val="320"/>
+        </w:trPr>
+        <w:tc>
+          <w:tcPr>
+            <w:cnfStyle w:val="001000000000" w:firstRow="0" w:lastRow="0" w:firstColumn="1" w:lastColumn="0" w:oddVBand="0" w:evenVBand="0" w:oddHBand="0" w:evenHBand="0" w:firstRowFirstColumn="0" w:firstRowLastColumn="0" w:lastRowFirstColumn="0" w:lastRowLastColumn="0"/>
+            <w:tcW w:w="2500" w:type="dxa"/>
+            <w:noWrap/>
+            <w:hideMark/>
+          </w:tcPr>
+          <w:p>
+            <w:pPr>
+              <w:rPr>
+                <w:rFonts w:ascii="Helvetica" w:hAnsi="Helvetica"/>
+                <w:b w:val="0"/>
+                <w:bCs w:val="0"/>
+                <w:color w:val="000000"/>
+                <w:sz w:val="22"/>
+                <w:szCs w:val="22"/>
+              </w:rPr>
+            </w:pPr>
+            <w:r>
+              <w:rPr>
+                <w:rFonts w:ascii="Helvetica" w:hAnsi="Helvetica"/>
+                <w:b w:val="0"/>
+                <w:bCs w:val="0"/>
+                <w:color w:val="000000"/>
+                <w:sz w:val="22"/>
+                <w:szCs w:val="22"/>
+              </w:rPr>
+              <w:t xml:space="preserve">(son Barney </w:t>
+            </w:r>
+            <w:proofErr w:type="spellStart"/>
+            <w:r>
+              <w:rPr>
+                <w:rFonts w:ascii="Helvetica" w:hAnsi="Helvetica"/>
+                <w:b w:val="0"/>
+                <w:bCs w:val="0"/>
+                <w:color w:val="000000"/>
+                <w:sz w:val="22"/>
+                <w:szCs w:val="22"/>
+              </w:rPr>
+              <w:t>Bam_Bam</w:t>
+            </w:r>
+            <w:proofErr w:type="spellEnd"/>
+            <w:r>
+              <w:rPr>
+                <w:rFonts w:ascii="Helvetica" w:hAnsi="Helvetica"/>
+                <w:b w:val="0"/>
+                <w:bCs w:val="0"/>
+                <w:color w:val="000000"/>
+                <w:sz w:val="22"/>
+                <w:szCs w:val="22"/>
+              </w:rPr>
+              <w:t>)</w:t>
+            </w:r>
+          </w:p>
+        </w:tc>
+        <w:tc>
+          <w:tcPr>
+            <w:tcW w:w="2460" w:type="dxa"/>
+            <w:noWrap/>
+            <w:hideMark/>
+          </w:tcPr>
+          <w:p>
+            <w:pPr>
+              <w:cnfStyle w:val="000000000000" w:firstRow="0" w:lastRow="0" w:firstColumn="0" w:lastColumn="0" w:oddVBand="0" w:evenVBand="0" w:oddHBand="0" w:evenHBand="0" w:firstRowFirstColumn="0" w:firstRowLastColumn="0" w:lastRowFirstColumn="0" w:lastRowLastColumn="0"/>
+              <w:rPr>
+                <w:rFonts w:ascii="Helvetica" w:hAnsi="Helvetica"/>
+                <w:color w:val="000000"/>
+                <w:sz w:val="22"/>
+                <w:szCs w:val="22"/>
+              </w:rPr>
+            </w:pPr>
+            <w:r>
+              <w:rPr>
+                <w:rFonts w:ascii="Helvetica" w:hAnsi="Helvetica"/>
+                <w:color w:val="000000"/>
+                <w:sz w:val="22"/>
+                <w:szCs w:val="22"/>
+              </w:rPr>
+              <w:t>(</w:t>
+            </w:r>
+            <w:proofErr w:type="gramStart"/>
+            <w:r>
+              <w:rPr>
+                <w:rFonts w:ascii="Helvetica" w:hAnsi="Helvetica"/>
+                <w:color w:val="000000"/>
+                <w:sz w:val="22"/>
+                <w:szCs w:val="22"/>
+              </w:rPr>
+              <w:t>son ?y</w:t>
+            </w:r>
+            <w:proofErr w:type="gramEnd"/>
+            <w:r>
+              <w:rPr>
+                <w:rFonts w:ascii="Helvetica" w:hAnsi="Helvetica"/>
+                <w:color w:val="000000"/>
+                <w:sz w:val="22"/>
+                <w:szCs w:val="22"/>
+              </w:rPr>
+              <w:t xml:space="preserve"> (son Barney))</w:t>
+            </w:r>
+          </w:p>
+        </w:tc>
+        <w:tc>
+          <w:tcPr>
+            <w:tcW w:w="3108" w:type="dxa"/>
+            <w:noWrap/>
+            <w:hideMark/>
+          </w:tcPr>
+          <w:p>
+            <w:pPr>
+              <w:cnfStyle w:val="000000000000" w:firstRow="0" w:lastRow="0" w:firstColumn="0" w:lastColumn="0" w:oddVBand="0" w:evenVBand="0" w:oddHBand="0" w:evenHBand="0" w:firstRowFirstColumn="0" w:firstRowLastColumn="0" w:lastRowFirstColumn="0" w:lastRowLastColumn="0"/>
+              <w:rPr>
+                <w:rFonts w:ascii="Aptos" w:hAnsi="Aptos"/>
+                <w:color w:val="000000"/>
+              </w:rPr>
+            </w:pPr>
+            <w:r>
+              <w:rPr>
+                <w:rFonts w:ascii="Aptos" w:hAnsi="Aptos"/>
+                <w:color w:val="000000"/>
+              </w:rPr>
+              <w:t>FAIL</w:t>
+            </w:r>
+          </w:p>
+        </w:tc>
+      </w:tr>
+      <w:tr>
+        <w:trPr>
+          <w:trHeight w:val="320"/>
+        </w:trPr>
+        <w:tc>
+          <w:tcPr>
+            <w:cnfStyle w:val="001000000000" w:firstRow="0" w:lastRow="0" w:firstColumn="1" w:lastColumn="0" w:oddVBand="0" w:evenVBand="0" w:oddHBand="0" w:evenHBand="0" w:firstRowFirstColumn="0" w:firstRowLastColumn="0" w:lastRowFirstColumn="0" w:lastRowLastColumn="0"/>
+            <w:tcW w:w="2500" w:type="dxa"/>
+            <w:noWrap/>
+            <w:hideMark/>
+          </w:tcPr>
+          <w:p>
+            <w:pPr>
+              <w:rPr>
+                <w:rFonts w:ascii="Helvetica" w:hAnsi="Helvetica"/>
+                <w:b w:val="0"/>
+                <w:bCs w:val="0"/>
+                <w:color w:val="000000"/>
+                <w:sz w:val="22"/>
+                <w:szCs w:val="22"/>
+              </w:rPr>
+            </w:pPr>
+            <w:r>
+              <w:rPr>
+                <w:rFonts w:ascii="Helvetica" w:hAnsi="Helvetica"/>
+                <w:b w:val="0"/>
+                <w:bCs w:val="0"/>
+                <w:color w:val="000000"/>
+                <w:sz w:val="22"/>
+                <w:szCs w:val="22"/>
+              </w:rPr>
+              <w:t>(loves Fred Fred)</w:t>
+            </w:r>
+          </w:p>
+        </w:tc>
+        <w:tc>
+          <w:tcPr>
+            <w:tcW w:w="2460" w:type="dxa"/>
+            <w:noWrap/>
+            <w:hideMark/>
+          </w:tcPr>
+          <w:p>
+            <w:pPr>
+              <w:cnfStyle w:val="000000000000" w:firstRow="0" w:lastRow="0" w:firstColumn="0" w:lastColumn="0" w:oddVBand="0" w:evenVBand="0" w:oddHBand="0" w:evenHBand="0" w:firstRowFirstColumn="0" w:firstRowLastColumn="0" w:lastRowFirstColumn="0" w:lastRowLastColumn="0"/>
+              <w:rPr>
+                <w:rFonts w:ascii="Helvetica" w:hAnsi="Helvetica"/>
+                <w:color w:val="000000"/>
+                <w:sz w:val="22"/>
+                <w:szCs w:val="22"/>
+              </w:rPr>
+            </w:pPr>
+            <w:r>
+              <w:rPr>
+                <w:rFonts w:ascii="Helvetica" w:hAnsi="Helvetica"/>
+                <w:color w:val="000000"/>
+                <w:sz w:val="22"/>
+                <w:szCs w:val="22"/>
+              </w:rPr>
+              <w:t>(</w:t>
+            </w:r>
+            <w:proofErr w:type="gramStart"/>
+            <w:r>
+              <w:rPr>
+                <w:rFonts w:ascii="Helvetica" w:hAnsi="Helvetica"/>
+                <w:color w:val="000000"/>
+                <w:sz w:val="22"/>
+                <w:szCs w:val="22"/>
+              </w:rPr>
+              <w:t>loves ?x ?x</w:t>
+            </w:r>
+            <w:proofErr w:type="gramEnd"/>
+            <w:r>
+              <w:rPr>
+                <w:rFonts w:ascii="Helvetica" w:hAnsi="Helvetica"/>
+                <w:color w:val="000000"/>
+                <w:sz w:val="22"/>
+                <w:szCs w:val="22"/>
+              </w:rPr>
+              <w:t>)</w:t>
+            </w:r>
+          </w:p>
+        </w:tc>
+        <w:tc>
+          <w:tcPr>
+            <w:tcW w:w="3108" w:type="dxa"/>
+            <w:noWrap/>
+            <w:hideMark/>
+          </w:tcPr>
+          <w:p>
+            <w:pPr>
+              <w:cnfStyle w:val="000000000000" w:firstRow="0" w:lastRow="0" w:firstColumn="0" w:lastColumn="0" w:oddVBand="0" w:evenVBand="0" w:oddHBand="0" w:evenHBand="0" w:firstRowFirstColumn="0" w:firstRowLastColumn="0" w:lastRowFirstColumn="0" w:lastRowLastColumn="0"/>
+              <w:rPr>
+                <w:rFonts w:ascii="Aptos" w:hAnsi="Aptos"/>
+                <w:color w:val="000000"/>
+              </w:rPr>
+            </w:pPr>
+            <w:r>
+              <w:rPr>
+                <w:rFonts w:ascii="Aptos" w:hAnsi="Aptos"/>
+                <w:color w:val="000000"/>
+              </w:rPr>
+              <w:t xml:space="preserve"> </w:t>
+            </w:r>
+            <w:proofErr w:type="gramStart"/>
+            <w:r>
+              <w:rPr>
+                <w:rFonts w:ascii="Aptos" w:hAnsi="Aptos"/>
+                <w:color w:val="000000"/>
+              </w:rPr>
+              <w:t>{?x</w:t>
+            </w:r>
+            <w:proofErr w:type="gramEnd"/>
+            <w:r>
+              <w:rPr>
+                <w:rFonts w:ascii="Aptos" w:hAnsi="Aptos"/>
+                <w:color w:val="000000"/>
+              </w:rPr>
+              <w:t>/Fred}</w:t>
+            </w:r>
+          </w:p>
+        </w:tc>
+      </w:tr>
+      <w:tr>
+        <w:trPr>
+          <w:trHeight w:val="320"/>
+        </w:trPr>
+        <w:tc>
+          <w:tcPr>
+            <w:cnfStyle w:val="001000000000" w:firstRow="0" w:lastRow="0" w:firstColumn="1" w:lastColumn="0" w:oddVBand="0" w:evenVBand="0" w:oddHBand="0" w:evenHBand="0" w:firstRowFirstColumn="0" w:firstRowLastColumn="0" w:lastRowFirstColumn="0" w:lastRowLastColumn="0"/>
+            <w:tcW w:w="2500" w:type="dxa"/>
+            <w:noWrap/>
+            <w:hideMark/>
+          </w:tcPr>
+          <w:p>
+            <w:pPr>
+              <w:rPr>
+                <w:rFonts w:ascii="Helvetica" w:hAnsi="Helvetica"/>
+                <w:b w:val="0"/>
+                <w:bCs w:val="0"/>
+                <w:color w:val="000000"/>
+                <w:sz w:val="22"/>
+                <w:szCs w:val="22"/>
+              </w:rPr>
+            </w:pPr>
+            <w:r>
+              <w:rPr>
+                <w:rFonts w:ascii="Helvetica" w:hAnsi="Helvetica"/>
+                <w:b w:val="0"/>
+                <w:bCs w:val="0"/>
+                <w:color w:val="000000"/>
+                <w:sz w:val="22"/>
+                <w:szCs w:val="22"/>
+              </w:rPr>
+              <w:t>(future George Fred)</w:t>
+            </w:r>
+          </w:p>
+        </w:tc>
+        <w:tc>
+          <w:tcPr>
+            <w:tcW w:w="2460" w:type="dxa"/>
+            <w:noWrap/>
+            <w:hideMark/>
+          </w:tcPr>
+          <w:p>
+            <w:pPr>
+              <w:cnfStyle w:val="000000000000" w:firstRow="0" w:lastRow="0" w:firstColumn="0" w:lastColumn="0" w:oddVBand="0" w:evenVBand="0" w:oddHBand="0" w:evenHBand="0" w:firstRowFirstColumn="0" w:firstRowLastColumn="0" w:lastRowFirstColumn="0" w:lastRowLastColumn="0"/>
+              <w:rPr>
+                <w:rFonts w:ascii="Helvetica" w:hAnsi="Helvetica"/>
+                <w:color w:val="000000"/>
+                <w:sz w:val="22"/>
+                <w:szCs w:val="22"/>
+              </w:rPr>
+            </w:pPr>
+            <w:r>
+              <w:rPr>
+                <w:rFonts w:ascii="Helvetica" w:hAnsi="Helvetica"/>
+                <w:color w:val="000000"/>
+                <w:sz w:val="22"/>
+                <w:szCs w:val="22"/>
+              </w:rPr>
+              <w:t>(</w:t>
+            </w:r>
+            <w:proofErr w:type="gramStart"/>
+            <w:r>
+              <w:rPr>
+                <w:rFonts w:ascii="Helvetica" w:hAnsi="Helvetica"/>
+                <w:color w:val="000000"/>
+                <w:sz w:val="22"/>
+                <w:szCs w:val="22"/>
+              </w:rPr>
+              <w:t>future ?y ?y</w:t>
+            </w:r>
+            <w:proofErr w:type="gramEnd"/>
+            <w:r>
+              <w:rPr>
+                <w:rFonts w:ascii="Helvetica" w:hAnsi="Helvetica"/>
+                <w:color w:val="000000"/>
+                <w:sz w:val="22"/>
+                <w:szCs w:val="22"/>
+              </w:rPr>
+              <w:t>)</w:t>
+            </w:r>
+          </w:p>
+        </w:tc>
+        <w:tc>
+          <w:tcPr>
+            <w:tcW w:w="3108" w:type="dxa"/>
+            <w:noWrap/>
+            <w:hideMark/>
+          </w:tcPr>
+          <w:p>
+            <w:pPr>
+              <w:cnfStyle w:val="000000000000" w:firstRow="0" w:lastRow="0" w:firstColumn="0" w:lastColumn="0" w:oddVBand="0" w:evenVBand="0" w:oddHBand="0" w:evenHBand="0" w:firstRowFirstColumn="0" w:firstRowLastColumn="0" w:lastRowFirstColumn="0" w:lastRowLastColumn="0"/>
+              <w:rPr>
+                <w:rFonts w:ascii="Aptos" w:hAnsi="Aptos"/>
+                <w:color w:val="000000"/>
+              </w:rPr>
+            </w:pPr>
+            <w:r>
+              <w:rPr>
+                <w:rFonts w:ascii="Aptos" w:hAnsi="Aptos"/>
+                <w:color w:val="000000"/>
+              </w:rPr>
+              <w:t>FAIL</w:t>
+            </w:r>
+          </w:p>
+        </w:tc>
+      </w:tr>
+    </w:tbl>
+    <w:p>
+      <w:pPr>
+        <w:rPr>
+          <w:b/>
+          <w:bCs/>
+        </w:rPr>
+      </w:pPr>
+    </w:p>
     <w:p>
       <w:pPr>
         <w:pStyle w:val="ListParagraph"/>
@@ -119,17 +1561,12 @@
       </w:pPr>
       <w:proofErr w:type="gramStart"/>
       <w:r>
+        <w:lastRenderedPageBreak/>
         <w:t>Unify(</w:t>
       </w:r>
       <w:proofErr w:type="gramEnd"/>
       <w:r>
-        <w:t>Pebbles, Pebbles</w:t>
-      </w:r>
-      <w:r>
-        <w:t xml:space="preserve">): We can see from line 3-5 in the pseudocode that if both inputs are constants and </w:t>
-      </w:r>
-      <w:r>
-        <w:t xml:space="preserve">are </w:t>
+        <w:t xml:space="preserve">Pebbles, Pebbles): We can see from line 3-5 in the pseudocode that if both inputs are constants and are </w:t>
       </w:r>
       <w:r>
         <w:t>equal</w:t>
@@ -168,18 +1605,12 @@
       </w:r>
       <w:proofErr w:type="gramStart"/>
       <w:r>
-        <w:t>)</w:t>
-      </w:r>
-      <w:r>
-        <w:t>,</w:t>
+        <w:t xml:space="preserve">), </w:t>
       </w:r>
       <w:r>
         <w:t xml:space="preserve"> </w:t>
       </w:r>
       <w:r>
-        <w:t xml:space="preserve"> </w:t>
-      </w:r>
-      <w:r>
         <w:t>(</w:t>
       </w:r>
       <w:proofErr w:type="spellStart"/>
@@ -190,17 +1621,11 @@
       <w:proofErr w:type="spellEnd"/>
       <w:proofErr w:type="gramStart"/>
       <w:r>
-        <w:t xml:space="preserve">, ?x) </w:t>
-      </w:r>
-      <w:r>
-        <w:t>)</w:t>
-      </w:r>
-      <w:proofErr w:type="gramEnd"/>
-      <w:r>
-        <w:t>:</w:t>
-      </w:r>
-      <w:r>
-        <w:t xml:space="preserve"> Since both arguments are expressions we hit the inductive step, and extract </w:t>
+        <w:t>, ?x) )</w:t>
+      </w:r>
+      <w:proofErr w:type="gramEnd"/>
+      <w:r>
+        <w:t xml:space="preserve">: Since both arguments are expressions we hit the inductive step, and extract </w:t>
       </w:r>
       <w:proofErr w:type="spellStart"/>
       <w:r>
@@ -279,11 +1704,9 @@
       <w:r>
         <w:t xml:space="preserve">). Following the </w:t>
       </w:r>
-      <w:proofErr w:type="gramStart"/>
-      <w:r>
-        <w:t>pseudocode</w:t>
-      </w:r>
-      <w:proofErr w:type="gramEnd"/>
+      <w:r>
+        <w:t>pseudocode,</w:t>
+      </w:r>
       <w:r>
         <w:t xml:space="preserve"> we extract son and son and return an empty substitution list. Next, we extract Barney </w:t>
       </w:r>
@@ -303,21 +1726,35 @@
       <w:r>
         <w:t xml:space="preserve">/Barney}. Lastly, we </w:t>
       </w:r>
+      <w:r>
+        <w:t>recursively</w:t>
+      </w:r>
+      <w:r>
+        <w:t xml:space="preserve"> call </w:t>
+      </w:r>
+      <w:proofErr w:type="gramStart"/>
+      <w:r>
+        <w:t>unify(</w:t>
+      </w:r>
+      <w:proofErr w:type="gramEnd"/>
+      <w:r>
+        <w:t xml:space="preserve">?x, </w:t>
+      </w:r>
       <w:proofErr w:type="spellStart"/>
       <w:r>
-        <w:t>recursivley</w:t>
+        <w:t>Bam_Bam</w:t>
       </w:r>
       <w:proofErr w:type="spellEnd"/>
       <w:r>
-        <w:t xml:space="preserve"> call </w:t>
-      </w:r>
-      <w:proofErr w:type="gramStart"/>
-      <w:r>
-        <w:t>unify(</w:t>
-      </w:r>
-      <w:proofErr w:type="gramEnd"/>
-      <w:r>
-        <w:t xml:space="preserve">?x, </w:t>
+        <w:t xml:space="preserve">) and return </w:t>
+      </w:r>
+      <w:proofErr w:type="gramStart"/>
+      <w:r>
+        <w:t>{?x</w:t>
+      </w:r>
+      <w:proofErr w:type="gramEnd"/>
+      <w:r>
+        <w:t>/</w:t>
       </w:r>
       <w:proofErr w:type="spellStart"/>
       <w:r>
@@ -325,37 +1762,23 @@
       </w:r>
       <w:proofErr w:type="spellEnd"/>
       <w:r>
-        <w:t xml:space="preserve">) and return </w:t>
-      </w:r>
-      <w:proofErr w:type="gramStart"/>
-      <w:r>
-        <w:t>{?x</w:t>
+        <w:t xml:space="preserve">}. Combining the two substitution lists we get </w:t>
+      </w:r>
+      <w:proofErr w:type="gramStart"/>
+      <w:r>
+        <w:t>{?y</w:t>
+      </w:r>
+      <w:proofErr w:type="gramEnd"/>
+      <w:r>
+        <w:t>/Barney</w:t>
+      </w:r>
+      <w:proofErr w:type="gramStart"/>
+      <w:r>
+        <w:t>, ?x</w:t>
       </w:r>
       <w:proofErr w:type="gramEnd"/>
       <w:r>
         <w:t>/</w:t>
-      </w:r>
-      <w:proofErr w:type="spellStart"/>
-      <w:r>
-        <w:t>Bam_Bam</w:t>
-      </w:r>
-      <w:proofErr w:type="spellEnd"/>
-      <w:r>
-        <w:t xml:space="preserve">}. Combining the two substitution lists we get </w:t>
-      </w:r>
-      <w:proofErr w:type="gramStart"/>
-      <w:r>
-        <w:t>{?y</w:t>
-      </w:r>
-      <w:proofErr w:type="gramEnd"/>
-      <w:r>
-        <w:t>/Barney</w:t>
-      </w:r>
-      <w:r>
-        <w:t xml:space="preserve">, </w:t>
-      </w:r>
-      <w:r>
-        <w:t>?x/</w:t>
       </w:r>
       <w:proofErr w:type="spellStart"/>
       <w:r>
@@ -377,7 +1800,6 @@
       </w:pPr>
       <w:proofErr w:type="gramStart"/>
       <w:r>
-        <w:lastRenderedPageBreak/>
         <w:t>Unify(</w:t>
       </w:r>
       <w:proofErr w:type="gramEnd"/>
@@ -398,7 +1820,15 @@
       </w:r>
       <w:proofErr w:type="gramEnd"/>
       <w:r>
-        <w:t>/Barney, ?y/Wilma}</w:t>
+        <w:t>/Barney</w:t>
+      </w:r>
+      <w:proofErr w:type="gramStart"/>
+      <w:r>
+        <w:t>, ?y</w:t>
+      </w:r>
+      <w:proofErr w:type="gramEnd"/>
+      <w:r>
+        <w:t>/Wilma}</w:t>
       </w:r>
     </w:p>
     <w:p>
@@ -448,11 +1878,9 @@
       <w:r>
         <w:t xml:space="preserve">. Following the </w:t>
       </w:r>
-      <w:proofErr w:type="gramStart"/>
-      <w:r>
-        <w:t>pseudocode</w:t>
-      </w:r>
-      <w:proofErr w:type="gramEnd"/>
+      <w:r>
+        <w:t>pseudocode,</w:t>
+      </w:r>
       <w:r>
         <w:t xml:space="preserve"> we pop son and son off the inputs and recursively return an empty substitution list. Recursively, we then pop off Barney </w:t>
       </w:r>
@@ -488,19 +1916,19 @@
       <w:r>
         <w:t>/Barney</w:t>
       </w:r>
-      <w:r>
-        <w:t xml:space="preserve">, </w:t>
-      </w:r>
-      <w:proofErr w:type="gramStart"/>
-      <w:r>
-        <w:t>{?x/(</w:t>
-      </w:r>
-      <w:proofErr w:type="gramEnd"/>
-      <w:r>
-        <w:t>son Barney</w:t>
-      </w:r>
-      <w:r>
-        <w:t>)).</w:t>
+      <w:proofErr w:type="gramStart"/>
+      <w:r>
+        <w:t>, ?x/(</w:t>
+      </w:r>
+      <w:proofErr w:type="gramEnd"/>
+      <w:r>
+        <w:t>son Barney))</w:t>
+      </w:r>
+      <w:r>
+        <w:t>}</w:t>
+      </w:r>
+      <w:r>
+        <w:t>.</w:t>
       </w:r>
     </w:p>
     <w:p>
@@ -538,20 +1966,11 @@
       </w:r>
       <w:proofErr w:type="gramStart"/>
       <w:r>
-        <w:t xml:space="preserve">son </w:t>
-      </w:r>
-      <w:r>
-        <w:t>?y</w:t>
-      </w:r>
-      <w:r>
-        <w:t>) )</w:t>
-      </w:r>
-      <w:proofErr w:type="gramEnd"/>
-      <w:r>
-        <w:t>).</w:t>
-      </w:r>
-      <w:r>
-        <w:t xml:space="preserve"> We follow the same logic as (f), but at the application step we change (</w:t>
+        <w:t>son ?y) )</w:t>
+      </w:r>
+      <w:proofErr w:type="gramEnd"/>
+      <w:r>
+        <w:t>). We follow the same logic as (f), but at the application step we change (</w:t>
       </w:r>
       <w:proofErr w:type="gramStart"/>
       <w:r>
@@ -559,18 +1978,43 @@
       </w:r>
       <w:proofErr w:type="gramEnd"/>
       <w:r>
-        <w:t xml:space="preserve">) to (son Barney) this then returns the same </w:t>
-      </w:r>
-      <w:proofErr w:type="gramStart"/>
-      <w:r>
-        <w:t xml:space="preserve">solution  </w:t>
-      </w:r>
-      <w:r>
-        <w:t>{</w:t>
-      </w:r>
-      <w:proofErr w:type="gramEnd"/>
-      <w:r>
-        <w:t>?y/Barney, {?x/(son Barney)).</w:t>
+        <w:t>) to (son Barney</w:t>
+      </w:r>
+      <w:proofErr w:type="gramStart"/>
+      <w:r>
+        <w:t>)</w:t>
+      </w:r>
+      <w:r>
+        <w:t xml:space="preserve">, </w:t>
+      </w:r>
+      <w:r>
+        <w:t xml:space="preserve"> this</w:t>
+      </w:r>
+      <w:proofErr w:type="gramEnd"/>
+      <w:r>
+        <w:t xml:space="preserve"> then returns the same </w:t>
+      </w:r>
+      <w:proofErr w:type="gramStart"/>
+      <w:r>
+        <w:t>solution  {</w:t>
+      </w:r>
+      <w:proofErr w:type="gramEnd"/>
+      <w:r>
+        <w:t xml:space="preserve">?y/Barney, </w:t>
+      </w:r>
+      <w:proofErr w:type="gramStart"/>
+      <w:r>
+        <w:t>{?x/(</w:t>
+      </w:r>
+      <w:proofErr w:type="gramEnd"/>
+      <w:r>
+        <w:t>son Barney))</w:t>
+      </w:r>
+      <w:r>
+        <w:t>}</w:t>
+      </w:r>
+      <w:r>
+        <w:t>.</w:t>
       </w:r>
     </w:p>
     <w:p>
@@ -604,10 +2048,7 @@
       </w:r>
       <w:proofErr w:type="gramEnd"/>
       <w:r>
-        <w:t xml:space="preserve"> (son </w:t>
-      </w:r>
-      <w:r>
-        <w:t>Barney</w:t>
+        <w:t xml:space="preserve"> (son Barney</w:t>
       </w:r>
       <w:proofErr w:type="gramStart"/>
       <w:r>
@@ -615,10 +2056,7 @@
       </w:r>
       <w:proofErr w:type="gramEnd"/>
       <w:r>
-        <w:t>).</w:t>
-      </w:r>
-      <w:r>
-        <w:t xml:space="preserve"> Following the above steps we get the substation list </w:t>
+        <w:t xml:space="preserve">). Following the above steps we get the substation list </w:t>
       </w:r>
       <w:proofErr w:type="gramStart"/>
       <w:r>
@@ -628,12 +2066,13 @@
       <w:r>
         <w:t xml:space="preserve">/Barney}. Next, we recursively call </w:t>
       </w:r>
-      <w:proofErr w:type="spellStart"/>
       <w:proofErr w:type="gramStart"/>
       <w:r>
         <w:t>unif</w:t>
       </w:r>
-      <w:proofErr w:type="spellEnd"/>
+      <w:r>
+        <w:t>y</w:t>
+      </w:r>
       <w:r>
         <w:t>(</w:t>
       </w:r>
@@ -673,7 +2112,15 @@
       </w:r>
       <w:proofErr w:type="gramEnd"/>
       <w:r>
-        <w:t>)): trivially we have the substitution list {?x/Fred}</w:t>
+        <w:t xml:space="preserve">)): trivially we have the substitution list </w:t>
+      </w:r>
+      <w:proofErr w:type="gramStart"/>
+      <w:r>
+        <w:t>{?x</w:t>
+      </w:r>
+      <w:proofErr w:type="gramEnd"/>
+      <w:r>
+        <w:t>/Fred}</w:t>
       </w:r>
     </w:p>
     <w:p>
@@ -691,33 +2138,15 @@
       </w:r>
       <w:proofErr w:type="gramEnd"/>
       <w:r>
-        <w:t xml:space="preserve">(loves </w:t>
-      </w:r>
-      <w:r>
-        <w:t xml:space="preserve">Geroge </w:t>
-      </w:r>
-      <w:r>
-        <w:t>Fred), (</w:t>
-      </w:r>
-      <w:proofErr w:type="gramStart"/>
-      <w:r>
-        <w:t>loves ?</w:t>
-      </w:r>
-      <w:r>
-        <w:t>y</w:t>
-      </w:r>
-      <w:r>
-        <w:t xml:space="preserve"> ?</w:t>
-      </w:r>
-      <w:r>
-        <w:t>y</w:t>
-      </w:r>
-      <w:proofErr w:type="gramEnd"/>
-      <w:r>
-        <w:t>)):</w:t>
-      </w:r>
-      <w:r>
-        <w:t xml:space="preserve"> Trivially we cannot assign the same variable to two different constants</w:t>
+        <w:t>(loves Geroge Fred), (</w:t>
+      </w:r>
+      <w:proofErr w:type="gramStart"/>
+      <w:r>
+        <w:t>loves ?y ?y</w:t>
+      </w:r>
+      <w:proofErr w:type="gramEnd"/>
+      <w:r>
+        <w:t>)): Trivially we cannot assign the same variable to two different constants</w:t>
       </w:r>
       <w:r>
         <w:t xml:space="preserve">, </w:t>
@@ -745,7 +2174,11 @@
         <w:tab/>
       </w:r>
     </w:p>
-    <w:p/>
+    <w:p>
+      <w:r>
+        <w:t>2: see (f)</w:t>
+      </w:r>
+    </w:p>
     <w:sectPr>
       <w:pgSz w:w="12240" w:h="15840"/>
       <w:pgMar w:top="1440" w:right="1440" w:bottom="1440" w:left="1440" w:header="720" w:footer="720" w:gutter="0"/>
@@ -1345,7 +2778,15 @@
   <w:style w:type="paragraph" w:default="1" w:styleId="Normal">
     <w:name w:val="Normal"/>
     <w:qFormat/>
-    <w:rsid w:val="00F4154A"/>
+    <w:rsid w:val="00F86B17"/>
+    <w:pPr>
+      <w:spacing w:after="0" w:line="240" w:lineRule="auto"/>
+    </w:pPr>
+    <w:rPr>
+      <w:rFonts w:ascii="Times New Roman" w:eastAsia="Times New Roman" w:hAnsi="Times New Roman" w:cs="Times New Roman"/>
+      <w:kern w:val="0"/>
+      <w14:ligatures w14:val="none"/>
+    </w:rPr>
   </w:style>
   <w:style w:type="paragraph" w:styleId="Heading1">
     <w:name w:val="heading 1"/>
@@ -1358,14 +2799,16 @@
     <w:pPr>
       <w:keepNext/>
       <w:keepLines/>
-      <w:spacing w:before="360" w:after="80"/>
+      <w:spacing w:before="360" w:after="80" w:line="278" w:lineRule="auto"/>
       <w:outlineLvl w:val="0"/>
     </w:pPr>
     <w:rPr>
       <w:rFonts w:asciiTheme="majorHAnsi" w:eastAsiaTheme="majorEastAsia" w:hAnsiTheme="majorHAnsi" w:cstheme="majorBidi"/>
       <w:color w:val="0F4761" w:themeColor="accent1" w:themeShade="BF"/>
+      <w:kern w:val="2"/>
       <w:sz w:val="40"/>
       <w:szCs w:val="40"/>
+      <w14:ligatures w14:val="standardContextual"/>
     </w:rPr>
   </w:style>
   <w:style w:type="paragraph" w:styleId="Heading2">
@@ -1381,14 +2824,16 @@
     <w:pPr>
       <w:keepNext/>
       <w:keepLines/>
-      <w:spacing w:before="160" w:after="80"/>
+      <w:spacing w:before="160" w:after="80" w:line="278" w:lineRule="auto"/>
       <w:outlineLvl w:val="1"/>
     </w:pPr>
     <w:rPr>
       <w:rFonts w:asciiTheme="majorHAnsi" w:eastAsiaTheme="majorEastAsia" w:hAnsiTheme="majorHAnsi" w:cstheme="majorBidi"/>
       <w:color w:val="0F4761" w:themeColor="accent1" w:themeShade="BF"/>
+      <w:kern w:val="2"/>
       <w:sz w:val="32"/>
       <w:szCs w:val="32"/>
+      <w14:ligatures w14:val="standardContextual"/>
     </w:rPr>
   </w:style>
   <w:style w:type="paragraph" w:styleId="Heading3">
@@ -1404,14 +2849,16 @@
     <w:pPr>
       <w:keepNext/>
       <w:keepLines/>
-      <w:spacing w:before="160" w:after="80"/>
+      <w:spacing w:before="160" w:after="80" w:line="278" w:lineRule="auto"/>
       <w:outlineLvl w:val="2"/>
     </w:pPr>
     <w:rPr>
-      <w:rFonts w:eastAsiaTheme="majorEastAsia" w:cstheme="majorBidi"/>
+      <w:rFonts w:asciiTheme="minorHAnsi" w:eastAsiaTheme="majorEastAsia" w:hAnsiTheme="minorHAnsi" w:cstheme="majorBidi"/>
       <w:color w:val="0F4761" w:themeColor="accent1" w:themeShade="BF"/>
+      <w:kern w:val="2"/>
       <w:sz w:val="28"/>
       <w:szCs w:val="28"/>
+      <w14:ligatures w14:val="standardContextual"/>
     </w:rPr>
   </w:style>
   <w:style w:type="paragraph" w:styleId="Heading4">
@@ -1427,14 +2874,16 @@
     <w:pPr>
       <w:keepNext/>
       <w:keepLines/>
-      <w:spacing w:before="80" w:after="40"/>
+      <w:spacing w:before="80" w:after="40" w:line="278" w:lineRule="auto"/>
       <w:outlineLvl w:val="3"/>
     </w:pPr>
     <w:rPr>
-      <w:rFonts w:eastAsiaTheme="majorEastAsia" w:cstheme="majorBidi"/>
+      <w:rFonts w:asciiTheme="minorHAnsi" w:eastAsiaTheme="majorEastAsia" w:hAnsiTheme="minorHAnsi" w:cstheme="majorBidi"/>
       <w:i/>
       <w:iCs/>
       <w:color w:val="0F4761" w:themeColor="accent1" w:themeShade="BF"/>
+      <w:kern w:val="2"/>
+      <w14:ligatures w14:val="standardContextual"/>
     </w:rPr>
   </w:style>
   <w:style w:type="paragraph" w:styleId="Heading5">
@@ -1450,12 +2899,14 @@
     <w:pPr>
       <w:keepNext/>
       <w:keepLines/>
-      <w:spacing w:before="80" w:after="40"/>
+      <w:spacing w:before="80" w:after="40" w:line="278" w:lineRule="auto"/>
       <w:outlineLvl w:val="4"/>
     </w:pPr>
     <w:rPr>
-      <w:rFonts w:eastAsiaTheme="majorEastAsia" w:cstheme="majorBidi"/>
+      <w:rFonts w:asciiTheme="minorHAnsi" w:eastAsiaTheme="majorEastAsia" w:hAnsiTheme="minorHAnsi" w:cstheme="majorBidi"/>
       <w:color w:val="0F4761" w:themeColor="accent1" w:themeShade="BF"/>
+      <w:kern w:val="2"/>
+      <w14:ligatures w14:val="standardContextual"/>
     </w:rPr>
   </w:style>
   <w:style w:type="paragraph" w:styleId="Heading6">
@@ -1471,14 +2922,16 @@
     <w:pPr>
       <w:keepNext/>
       <w:keepLines/>
-      <w:spacing w:before="40" w:after="0"/>
+      <w:spacing w:before="40" w:line="278" w:lineRule="auto"/>
       <w:outlineLvl w:val="5"/>
     </w:pPr>
     <w:rPr>
-      <w:rFonts w:eastAsiaTheme="majorEastAsia" w:cstheme="majorBidi"/>
+      <w:rFonts w:asciiTheme="minorHAnsi" w:eastAsiaTheme="majorEastAsia" w:hAnsiTheme="minorHAnsi" w:cstheme="majorBidi"/>
       <w:i/>
       <w:iCs/>
       <w:color w:val="595959" w:themeColor="text1" w:themeTint="A6"/>
+      <w:kern w:val="2"/>
+      <w14:ligatures w14:val="standardContextual"/>
     </w:rPr>
   </w:style>
   <w:style w:type="paragraph" w:styleId="Heading7">
@@ -1494,12 +2947,14 @@
     <w:pPr>
       <w:keepNext/>
       <w:keepLines/>
-      <w:spacing w:before="40" w:after="0"/>
+      <w:spacing w:before="40" w:line="278" w:lineRule="auto"/>
       <w:outlineLvl w:val="6"/>
     </w:pPr>
     <w:rPr>
-      <w:rFonts w:eastAsiaTheme="majorEastAsia" w:cstheme="majorBidi"/>
+      <w:rFonts w:asciiTheme="minorHAnsi" w:eastAsiaTheme="majorEastAsia" w:hAnsiTheme="minorHAnsi" w:cstheme="majorBidi"/>
       <w:color w:val="595959" w:themeColor="text1" w:themeTint="A6"/>
+      <w:kern w:val="2"/>
+      <w14:ligatures w14:val="standardContextual"/>
     </w:rPr>
   </w:style>
   <w:style w:type="paragraph" w:styleId="Heading8">
@@ -1515,14 +2970,16 @@
     <w:pPr>
       <w:keepNext/>
       <w:keepLines/>
-      <w:spacing w:after="0"/>
+      <w:spacing w:line="278" w:lineRule="auto"/>
       <w:outlineLvl w:val="7"/>
     </w:pPr>
     <w:rPr>
-      <w:rFonts w:eastAsiaTheme="majorEastAsia" w:cstheme="majorBidi"/>
+      <w:rFonts w:asciiTheme="minorHAnsi" w:eastAsiaTheme="majorEastAsia" w:hAnsiTheme="minorHAnsi" w:cstheme="majorBidi"/>
       <w:i/>
       <w:iCs/>
       <w:color w:val="272727" w:themeColor="text1" w:themeTint="D8"/>
+      <w:kern w:val="2"/>
+      <w14:ligatures w14:val="standardContextual"/>
     </w:rPr>
   </w:style>
   <w:style w:type="paragraph" w:styleId="Heading9">
@@ -1538,12 +2995,14 @@
     <w:pPr>
       <w:keepNext/>
       <w:keepLines/>
-      <w:spacing w:after="0"/>
+      <w:spacing w:line="278" w:lineRule="auto"/>
       <w:outlineLvl w:val="8"/>
     </w:pPr>
     <w:rPr>
-      <w:rFonts w:eastAsiaTheme="majorEastAsia" w:cstheme="majorBidi"/>
+      <w:rFonts w:asciiTheme="minorHAnsi" w:eastAsiaTheme="majorEastAsia" w:hAnsiTheme="minorHAnsi" w:cstheme="majorBidi"/>
       <w:color w:val="272727" w:themeColor="text1" w:themeTint="D8"/>
+      <w:kern w:val="2"/>
+      <w14:ligatures w14:val="standardContextual"/>
     </w:rPr>
   </w:style>
   <w:style w:type="character" w:default="1" w:styleId="DefaultParagraphFont">
@@ -1701,7 +3160,7 @@
     <w:qFormat/>
     <w:rsid w:val="00F4154A"/>
     <w:pPr>
-      <w:spacing w:after="80" w:line="240" w:lineRule="auto"/>
+      <w:spacing w:after="80"/>
       <w:contextualSpacing/>
     </w:pPr>
     <w:rPr>
@@ -1710,6 +3169,7 @@
       <w:kern w:val="28"/>
       <w:sz w:val="56"/>
       <w:szCs w:val="56"/>
+      <w14:ligatures w14:val="standardContextual"/>
     </w:rPr>
   </w:style>
   <w:style w:type="character" w:customStyle="1" w:styleId="TitleChar">
@@ -1738,13 +3198,16 @@
       <w:numPr>
         <w:ilvl w:val="1"/>
       </w:numPr>
+      <w:spacing w:after="160" w:line="278" w:lineRule="auto"/>
     </w:pPr>
     <w:rPr>
-      <w:rFonts w:eastAsiaTheme="majorEastAsia" w:cstheme="majorBidi"/>
+      <w:rFonts w:asciiTheme="minorHAnsi" w:eastAsiaTheme="majorEastAsia" w:hAnsiTheme="minorHAnsi" w:cstheme="majorBidi"/>
       <w:color w:val="595959" w:themeColor="text1" w:themeTint="A6"/>
       <w:spacing w:val="15"/>
+      <w:kern w:val="2"/>
       <w:sz w:val="28"/>
       <w:szCs w:val="28"/>
+      <w14:ligatures w14:val="standardContextual"/>
     </w:rPr>
   </w:style>
   <w:style w:type="character" w:customStyle="1" w:styleId="SubtitleChar">
@@ -1770,13 +3233,16 @@
     <w:qFormat/>
     <w:rsid w:val="00F4154A"/>
     <w:pPr>
-      <w:spacing w:before="160"/>
+      <w:spacing w:before="160" w:after="160" w:line="278" w:lineRule="auto"/>
       <w:jc w:val="center"/>
     </w:pPr>
     <w:rPr>
+      <w:rFonts w:asciiTheme="minorHAnsi" w:eastAsiaTheme="minorHAnsi" w:hAnsiTheme="minorHAnsi" w:cstheme="minorBidi"/>
       <w:i/>
       <w:iCs/>
       <w:color w:val="404040" w:themeColor="text1" w:themeTint="BF"/>
+      <w:kern w:val="2"/>
+      <w14:ligatures w14:val="standardContextual"/>
     </w:rPr>
   </w:style>
   <w:style w:type="character" w:customStyle="1" w:styleId="QuoteChar">
@@ -1798,9 +3264,15 @@
     <w:qFormat/>
     <w:rsid w:val="00F4154A"/>
     <w:pPr>
+      <w:spacing w:after="160" w:line="278" w:lineRule="auto"/>
       <w:ind w:left="720"/>
       <w:contextualSpacing/>
     </w:pPr>
+    <w:rPr>
+      <w:rFonts w:asciiTheme="minorHAnsi" w:eastAsiaTheme="minorHAnsi" w:hAnsiTheme="minorHAnsi" w:cstheme="minorBidi"/>
+      <w:kern w:val="2"/>
+      <w14:ligatures w14:val="standardContextual"/>
+    </w:rPr>
   </w:style>
   <w:style w:type="character" w:styleId="IntenseEmphasis">
     <w:name w:val="Intense Emphasis"/>
@@ -1827,14 +3299,17 @@
         <w:top w:val="single" w:sz="4" w:space="10" w:color="0F4761" w:themeColor="accent1" w:themeShade="BF"/>
         <w:bottom w:val="single" w:sz="4" w:space="10" w:color="0F4761" w:themeColor="accent1" w:themeShade="BF"/>
       </w:pBdr>
-      <w:spacing w:before="360" w:after="360"/>
+      <w:spacing w:before="360" w:after="360" w:line="278" w:lineRule="auto"/>
       <w:ind w:left="864" w:right="864"/>
       <w:jc w:val="center"/>
     </w:pPr>
     <w:rPr>
+      <w:rFonts w:asciiTheme="minorHAnsi" w:eastAsiaTheme="minorHAnsi" w:hAnsiTheme="minorHAnsi" w:cstheme="minorBidi"/>
       <w:i/>
       <w:iCs/>
       <w:color w:val="0F4761" w:themeColor="accent1" w:themeShade="BF"/>
+      <w:kern w:val="2"/>
+      <w14:ligatures w14:val="standardContextual"/>
     </w:rPr>
   </w:style>
   <w:style w:type="character" w:customStyle="1" w:styleId="IntenseQuoteChar">
@@ -1867,17 +3342,189 @@
     <w:name w:val="p1"/>
     <w:basedOn w:val="Normal"/>
     <w:rsid w:val="00FD6A11"/>
+    <w:rPr>
+      <w:rFonts w:ascii="Helvetica" w:hAnsi="Helvetica"/>
+      <w:color w:val="000000"/>
+      <w:sz w:val="17"/>
+      <w:szCs w:val="17"/>
+    </w:rPr>
+  </w:style>
+  <w:style w:type="table" w:styleId="PlainTable5">
+    <w:name w:val="Plain Table 5"/>
+    <w:basedOn w:val="TableNormal"/>
+    <w:uiPriority w:val="45"/>
+    <w:rsid w:val="00F86B17"/>
     <w:pPr>
       <w:spacing w:after="0" w:line="240" w:lineRule="auto"/>
     </w:pPr>
-    <w:rPr>
-      <w:rFonts w:ascii="Helvetica" w:eastAsia="Times New Roman" w:hAnsi="Helvetica" w:cs="Times New Roman"/>
-      <w:color w:val="000000"/>
-      <w:kern w:val="0"/>
-      <w:sz w:val="17"/>
-      <w:szCs w:val="17"/>
-      <w14:ligatures w14:val="none"/>
-    </w:rPr>
+    <w:tblPr>
+      <w:tblStyleRowBandSize w:val="1"/>
+      <w:tblStyleColBandSize w:val="1"/>
+    </w:tblPr>
+    <w:tblStylePr w:type="firstRow">
+      <w:rPr>
+        <w:rFonts w:asciiTheme="majorHAnsi" w:eastAsiaTheme="majorEastAsia" w:hAnsiTheme="majorHAnsi" w:cstheme="majorBidi"/>
+        <w:i/>
+        <w:iCs/>
+        <w:sz w:val="26"/>
+      </w:rPr>
+      <w:tblPr/>
+      <w:tcPr>
+        <w:tcBorders>
+          <w:bottom w:val="single" w:sz="4" w:space="0" w:color="7F7F7F" w:themeColor="text1" w:themeTint="80"/>
+        </w:tcBorders>
+        <w:shd w:val="clear" w:color="auto" w:fill="FFFFFF" w:themeFill="background1"/>
+      </w:tcPr>
+    </w:tblStylePr>
+    <w:tblStylePr w:type="lastRow">
+      <w:rPr>
+        <w:rFonts w:asciiTheme="majorHAnsi" w:eastAsiaTheme="majorEastAsia" w:hAnsiTheme="majorHAnsi" w:cstheme="majorBidi"/>
+        <w:i/>
+        <w:iCs/>
+        <w:sz w:val="26"/>
+      </w:rPr>
+      <w:tblPr/>
+      <w:tcPr>
+        <w:tcBorders>
+          <w:top w:val="single" w:sz="4" w:space="0" w:color="7F7F7F" w:themeColor="text1" w:themeTint="80"/>
+        </w:tcBorders>
+        <w:shd w:val="clear" w:color="auto" w:fill="FFFFFF" w:themeFill="background1"/>
+      </w:tcPr>
+    </w:tblStylePr>
+    <w:tblStylePr w:type="firstCol">
+      <w:pPr>
+        <w:jc w:val="right"/>
+      </w:pPr>
+      <w:rPr>
+        <w:rFonts w:asciiTheme="majorHAnsi" w:eastAsiaTheme="majorEastAsia" w:hAnsiTheme="majorHAnsi" w:cstheme="majorBidi"/>
+        <w:i/>
+        <w:iCs/>
+        <w:sz w:val="26"/>
+      </w:rPr>
+      <w:tblPr/>
+      <w:tcPr>
+        <w:tcBorders>
+          <w:right w:val="single" w:sz="4" w:space="0" w:color="7F7F7F" w:themeColor="text1" w:themeTint="80"/>
+        </w:tcBorders>
+        <w:shd w:val="clear" w:color="auto" w:fill="FFFFFF" w:themeFill="background1"/>
+      </w:tcPr>
+    </w:tblStylePr>
+    <w:tblStylePr w:type="lastCol">
+      <w:rPr>
+        <w:rFonts w:asciiTheme="majorHAnsi" w:eastAsiaTheme="majorEastAsia" w:hAnsiTheme="majorHAnsi" w:cstheme="majorBidi"/>
+        <w:i/>
+        <w:iCs/>
+        <w:sz w:val="26"/>
+      </w:rPr>
+      <w:tblPr/>
+      <w:tcPr>
+        <w:tcBorders>
+          <w:left w:val="single" w:sz="4" w:space="0" w:color="7F7F7F" w:themeColor="text1" w:themeTint="80"/>
+        </w:tcBorders>
+        <w:shd w:val="clear" w:color="auto" w:fill="FFFFFF" w:themeFill="background1"/>
+      </w:tcPr>
+    </w:tblStylePr>
+    <w:tblStylePr w:type="band1Vert">
+      <w:tblPr/>
+      <w:tcPr>
+        <w:shd w:val="clear" w:color="auto" w:fill="F2F2F2" w:themeFill="background1" w:themeFillShade="F2"/>
+      </w:tcPr>
+    </w:tblStylePr>
+    <w:tblStylePr w:type="band1Horz">
+      <w:tblPr/>
+      <w:tcPr>
+        <w:shd w:val="clear" w:color="auto" w:fill="F2F2F2" w:themeFill="background1" w:themeFillShade="F2"/>
+      </w:tcPr>
+    </w:tblStylePr>
+    <w:tblStylePr w:type="neCell">
+      <w:tblPr/>
+      <w:tcPr>
+        <w:tcBorders>
+          <w:left w:val="nil"/>
+        </w:tcBorders>
+      </w:tcPr>
+    </w:tblStylePr>
+    <w:tblStylePr w:type="nwCell">
+      <w:tblPr/>
+      <w:tcPr>
+        <w:tcBorders>
+          <w:right w:val="nil"/>
+        </w:tcBorders>
+      </w:tcPr>
+    </w:tblStylePr>
+    <w:tblStylePr w:type="seCell">
+      <w:tblPr/>
+      <w:tcPr>
+        <w:tcBorders>
+          <w:left w:val="nil"/>
+        </w:tcBorders>
+      </w:tcPr>
+    </w:tblStylePr>
+    <w:tblStylePr w:type="swCell">
+      <w:tblPr/>
+      <w:tcPr>
+        <w:tcBorders>
+          <w:right w:val="nil"/>
+        </w:tcBorders>
+      </w:tcPr>
+    </w:tblStylePr>
+  </w:style>
+  <w:style w:type="table" w:styleId="GridTable1Light">
+    <w:name w:val="Grid Table 1 Light"/>
+    <w:basedOn w:val="TableNormal"/>
+    <w:uiPriority w:val="46"/>
+    <w:rsid w:val="00F86B17"/>
+    <w:pPr>
+      <w:spacing w:after="0" w:line="240" w:lineRule="auto"/>
+    </w:pPr>
+    <w:tblPr>
+      <w:tblStyleRowBandSize w:val="1"/>
+      <w:tblStyleColBandSize w:val="1"/>
+      <w:tblBorders>
+        <w:top w:val="single" w:sz="4" w:space="0" w:color="999999" w:themeColor="text1" w:themeTint="66"/>
+        <w:left w:val="single" w:sz="4" w:space="0" w:color="999999" w:themeColor="text1" w:themeTint="66"/>
+        <w:bottom w:val="single" w:sz="4" w:space="0" w:color="999999" w:themeColor="text1" w:themeTint="66"/>
+        <w:right w:val="single" w:sz="4" w:space="0" w:color="999999" w:themeColor="text1" w:themeTint="66"/>
+        <w:insideH w:val="single" w:sz="4" w:space="0" w:color="999999" w:themeColor="text1" w:themeTint="66"/>
+        <w:insideV w:val="single" w:sz="4" w:space="0" w:color="999999" w:themeColor="text1" w:themeTint="66"/>
+      </w:tblBorders>
+    </w:tblPr>
+    <w:tblStylePr w:type="firstRow">
+      <w:rPr>
+        <w:b/>
+        <w:bCs/>
+      </w:rPr>
+      <w:tblPr/>
+      <w:tcPr>
+        <w:tcBorders>
+          <w:bottom w:val="single" w:sz="12" w:space="0" w:color="666666" w:themeColor="text1" w:themeTint="99"/>
+        </w:tcBorders>
+      </w:tcPr>
+    </w:tblStylePr>
+    <w:tblStylePr w:type="lastRow">
+      <w:rPr>
+        <w:b/>
+        <w:bCs/>
+      </w:rPr>
+      <w:tblPr/>
+      <w:tcPr>
+        <w:tcBorders>
+          <w:top w:val="double" w:sz="2" w:space="0" w:color="666666" w:themeColor="text1" w:themeTint="99"/>
+        </w:tcBorders>
+      </w:tcPr>
+    </w:tblStylePr>
+    <w:tblStylePr w:type="firstCol">
+      <w:rPr>
+        <w:b/>
+        <w:bCs/>
+      </w:rPr>
+    </w:tblStylePr>
+    <w:tblStylePr w:type="lastCol">
+      <w:rPr>
+        <w:b/>
+        <w:bCs/>
+      </w:rPr>
+    </w:tblStylePr>
   </w:style>
 </w:styles>
 </file>

--- a/Module7/eedelst4_sc7.docx
+++ b/Module7/eedelst4_sc7.docx
@@ -368,31 +368,7 @@
                 <w:sz w:val="22"/>
                 <w:szCs w:val="22"/>
               </w:rPr>
-              <w:t>(</w:t>
-            </w:r>
-            <w:proofErr w:type="spellStart"/>
-            <w:r>
-              <w:rPr>
-                <w:rFonts w:ascii="Helvetica" w:hAnsi="Helvetica"/>
-                <w:b w:val="0"/>
-                <w:bCs w:val="0"/>
-                <w:color w:val="000000"/>
-                <w:sz w:val="22"/>
-                <w:szCs w:val="22"/>
-              </w:rPr>
-              <w:t>quarry_worker</w:t>
-            </w:r>
-            <w:proofErr w:type="spellEnd"/>
-            <w:r>
-              <w:rPr>
-                <w:rFonts w:ascii="Helvetica" w:hAnsi="Helvetica"/>
-                <w:b w:val="0"/>
-                <w:bCs w:val="0"/>
-                <w:color w:val="000000"/>
-                <w:sz w:val="22"/>
-                <w:szCs w:val="22"/>
-              </w:rPr>
-              <w:t xml:space="preserve"> Fred)</w:t>
+              <w:t>(quarry_worker Fred)</w:t>
             </w:r>
           </w:p>
         </w:tc>
@@ -419,17 +395,7 @@
                 <w:sz w:val="22"/>
                 <w:szCs w:val="22"/>
               </w:rPr>
-              <w:t>(</w:t>
-            </w:r>
-            <w:proofErr w:type="spellStart"/>
-            <w:r>
-              <w:rPr>
-                <w:rFonts w:ascii="Helvetica" w:hAnsi="Helvetica"/>
-                <w:color w:val="000000"/>
-                <w:sz w:val="22"/>
-                <w:szCs w:val="22"/>
-              </w:rPr>
-              <w:t>quarry_</w:t>
+              <w:t>(quarry_</w:t>
             </w:r>
             <w:proofErr w:type="gramStart"/>
             <w:r>
@@ -439,17 +405,7 @@
                 <w:sz w:val="22"/>
                 <w:szCs w:val="22"/>
               </w:rPr>
-              <w:t>worker</w:t>
-            </w:r>
-            <w:proofErr w:type="spellEnd"/>
-            <w:r>
-              <w:rPr>
-                <w:rFonts w:ascii="Helvetica" w:hAnsi="Helvetica"/>
-                <w:color w:val="000000"/>
-                <w:sz w:val="22"/>
-                <w:szCs w:val="22"/>
-              </w:rPr>
-              <w:t xml:space="preserve"> ?x</w:t>
+              <w:t>worker ?x</w:t>
             </w:r>
             <w:proofErr w:type="gramEnd"/>
             <w:r>
@@ -597,23 +553,7 @@
                 <w:rFonts w:ascii="Aptos Narrow" w:hAnsi="Aptos Narrow"/>
                 <w:color w:val="000000"/>
               </w:rPr>
-              <w:t xml:space="preserve"> </w:t>
-            </w:r>
-            <w:proofErr w:type="spellStart"/>
-            <w:r>
-              <w:rPr>
-                <w:rFonts w:ascii="Aptos Narrow" w:hAnsi="Aptos Narrow"/>
-                <w:color w:val="000000"/>
-              </w:rPr>
-              <w:t>Bam_Bam</w:t>
-            </w:r>
-            <w:proofErr w:type="spellEnd"/>
-            <w:r>
-              <w:rPr>
-                <w:rFonts w:ascii="Aptos Narrow" w:hAnsi="Aptos Narrow"/>
-                <w:color w:val="000000"/>
-              </w:rPr>
-              <w:t>)</w:t>
+              <w:t xml:space="preserve"> Bam_Bam)</w:t>
             </w:r>
           </w:p>
         </w:tc>
@@ -661,23 +601,7 @@
                 <w:rFonts w:ascii="Aptos" w:hAnsi="Aptos"/>
                 <w:color w:val="000000"/>
               </w:rPr>
-              <w:t>/</w:t>
-            </w:r>
-            <w:proofErr w:type="spellStart"/>
-            <w:r>
-              <w:rPr>
-                <w:rFonts w:ascii="Aptos" w:hAnsi="Aptos"/>
-                <w:color w:val="000000"/>
-              </w:rPr>
-              <w:t>Bam_Bam</w:t>
-            </w:r>
-            <w:proofErr w:type="spellEnd"/>
-            <w:r>
-              <w:rPr>
-                <w:rFonts w:ascii="Aptos" w:hAnsi="Aptos"/>
-                <w:color w:val="000000"/>
-              </w:rPr>
-              <w:t>}</w:t>
+              <w:t>/Bam_Bam}</w:t>
             </w:r>
           </w:p>
         </w:tc>
@@ -1184,31 +1108,7 @@
                 <w:sz w:val="22"/>
                 <w:szCs w:val="22"/>
               </w:rPr>
-              <w:t xml:space="preserve">(son Barney </w:t>
-            </w:r>
-            <w:proofErr w:type="spellStart"/>
-            <w:r>
-              <w:rPr>
-                <w:rFonts w:ascii="Helvetica" w:hAnsi="Helvetica"/>
-                <w:b w:val="0"/>
-                <w:bCs w:val="0"/>
-                <w:color w:val="000000"/>
-                <w:sz w:val="22"/>
-                <w:szCs w:val="22"/>
-              </w:rPr>
-              <w:t>Bam_Bam</w:t>
-            </w:r>
-            <w:proofErr w:type="spellEnd"/>
-            <w:r>
-              <w:rPr>
-                <w:rFonts w:ascii="Helvetica" w:hAnsi="Helvetica"/>
-                <w:b w:val="0"/>
-                <w:bCs w:val="0"/>
-                <w:color w:val="000000"/>
-                <w:sz w:val="22"/>
-                <w:szCs w:val="22"/>
-              </w:rPr>
-              <w:t>)</w:t>
+              <w:t>(son Barney Bam_Bam)</w:t>
             </w:r>
           </w:p>
         </w:tc>
@@ -1593,47 +1493,29 @@
       </w:r>
       <w:proofErr w:type="gramEnd"/>
       <w:r>
+        <w:t>(quarry_worker Fred</w:t>
+      </w:r>
+      <w:proofErr w:type="gramStart"/>
+      <w:r>
+        <w:t xml:space="preserve">), </w:t>
+      </w:r>
+      <w:r>
+        <w:t xml:space="preserve"> </w:t>
+      </w:r>
+      <w:r>
         <w:t>(</w:t>
       </w:r>
-      <w:proofErr w:type="spellStart"/>
+      <w:proofErr w:type="gramEnd"/>
       <w:r>
         <w:t>quarry_worker</w:t>
       </w:r>
-      <w:proofErr w:type="spellEnd"/>
-      <w:r>
-        <w:t xml:space="preserve"> Fred</w:t>
-      </w:r>
-      <w:proofErr w:type="gramStart"/>
-      <w:r>
-        <w:t xml:space="preserve">), </w:t>
-      </w:r>
-      <w:r>
-        <w:t xml:space="preserve"> </w:t>
-      </w:r>
-      <w:r>
-        <w:t>(</w:t>
-      </w:r>
-      <w:proofErr w:type="spellStart"/>
-      <w:proofErr w:type="gramEnd"/>
-      <w:r>
-        <w:t>quarry_worker</w:t>
-      </w:r>
-      <w:proofErr w:type="spellEnd"/>
       <w:proofErr w:type="gramStart"/>
       <w:r>
         <w:t>, ?x) )</w:t>
       </w:r>
       <w:proofErr w:type="gramEnd"/>
       <w:r>
-        <w:t xml:space="preserve">: Since both arguments are expressions we hit the inductive step, and extract </w:t>
-      </w:r>
-      <w:proofErr w:type="spellStart"/>
-      <w:r>
-        <w:t>quarry_worker</w:t>
-      </w:r>
-      <w:proofErr w:type="spellEnd"/>
-      <w:r>
-        <w:t xml:space="preserve"> from both arguments. The recursive unification returns an empty substitution list since the inputs are equal constants.  Since it is empty, there is nothing to apply and we call unify again with Fred </w:t>
+        <w:t xml:space="preserve">: Since both arguments are expressions we hit the inductive step, and extract quarry_worker from both arguments. The recursive unification returns an empty substitution list since the inputs are equal constants.  Since it is empty, there is nothing to apply and we call unify again with Fred </w:t>
       </w:r>
       <w:proofErr w:type="gramStart"/>
       <w:r>
@@ -1691,15 +1573,7 @@
       </w:r>
       <w:proofErr w:type="gramEnd"/>
       <w:r>
-        <w:t xml:space="preserve"> </w:t>
-      </w:r>
-      <w:proofErr w:type="spellStart"/>
-      <w:r>
-        <w:t>Bam_Bam</w:t>
-      </w:r>
-      <w:proofErr w:type="spellEnd"/>
-      <w:r>
-        <w:t>)</w:t>
+        <w:t xml:space="preserve"> Bam_Bam)</w:t>
       </w:r>
       <w:r>
         <w:t xml:space="preserve">). Following the </w:t>
@@ -1738,15 +1612,7 @@
       </w:r>
       <w:proofErr w:type="gramEnd"/>
       <w:r>
-        <w:t xml:space="preserve">?x, </w:t>
-      </w:r>
-      <w:proofErr w:type="spellStart"/>
-      <w:r>
-        <w:t>Bam_Bam</w:t>
-      </w:r>
-      <w:proofErr w:type="spellEnd"/>
-      <w:r>
-        <w:t xml:space="preserve">) and return </w:t>
+        <w:t xml:space="preserve">?x, Bam_Bam) and return </w:t>
       </w:r>
       <w:proofErr w:type="gramStart"/>
       <w:r>
@@ -1754,15 +1620,7 @@
       </w:r>
       <w:proofErr w:type="gramEnd"/>
       <w:r>
-        <w:t>/</w:t>
-      </w:r>
-      <w:proofErr w:type="spellStart"/>
-      <w:r>
-        <w:t>Bam_Bam</w:t>
-      </w:r>
-      <w:proofErr w:type="spellEnd"/>
-      <w:r>
-        <w:t xml:space="preserve">}. Combining the two substitution lists we get </w:t>
+        <w:t xml:space="preserve">/Bam_Bam}. Combining the two substitution lists we get </w:t>
       </w:r>
       <w:proofErr w:type="gramStart"/>
       <w:r>
@@ -1778,15 +1636,7 @@
       </w:r>
       <w:proofErr w:type="gramEnd"/>
       <w:r>
-        <w:t>/</w:t>
-      </w:r>
-      <w:proofErr w:type="spellStart"/>
-      <w:r>
-        <w:t>Bam_Bam</w:t>
-      </w:r>
-      <w:proofErr w:type="spellEnd"/>
-      <w:r>
-        <w:t>}.</w:t>
+        <w:t>/Bam_Bam}.</w:t>
       </w:r>
     </w:p>
     <w:p>
@@ -1914,15 +1764,7 @@
       </w:r>
       <w:proofErr w:type="gramEnd"/>
       <w:r>
-        <w:t>/Barney</w:t>
-      </w:r>
-      <w:proofErr w:type="gramStart"/>
-      <w:r>
-        <w:t>, ?x/(</w:t>
-      </w:r>
-      <w:proofErr w:type="gramEnd"/>
-      <w:r>
-        <w:t>son Barney))</w:t>
+        <w:t>/Barney, ?x/(son Barney))</w:t>
       </w:r>
       <w:r>
         <w:t>}</w:t>
@@ -2032,15 +1874,7 @@
       </w:r>
       <w:proofErr w:type="gramEnd"/>
       <w:r>
-        <w:t xml:space="preserve">(son Barney </w:t>
-      </w:r>
-      <w:proofErr w:type="spellStart"/>
-      <w:r>
-        <w:t>Bam_Bam</w:t>
-      </w:r>
-      <w:proofErr w:type="spellEnd"/>
-      <w:r>
-        <w:t>), (</w:t>
+        <w:t>(son Barney Bam_Bam), (</w:t>
       </w:r>
       <w:proofErr w:type="gramStart"/>
       <w:r>
@@ -2076,14 +1910,9 @@
       <w:r>
         <w:t>(</w:t>
       </w:r>
-      <w:proofErr w:type="spellStart"/>
-      <w:proofErr w:type="gramEnd"/>
-      <w:r>
-        <w:t>Bam_Bam</w:t>
-      </w:r>
-      <w:proofErr w:type="spellEnd"/>
-      <w:r>
-        <w:t xml:space="preserve">, (son Barny)). Since we cannot assign a constant function to a constant </w:t>
+      <w:proofErr w:type="gramEnd"/>
+      <w:r>
+        <w:t xml:space="preserve">Bam_Bam, (son Barny)). Since we cannot assign a constant function to a constant </w:t>
       </w:r>
       <w:r>
         <w:t xml:space="preserve">we return Fail as the final solution. </w:t>
@@ -2163,7 +1992,10 @@
         <w:t xml:space="preserve"> F</w:t>
       </w:r>
       <w:r>
-        <w:t xml:space="preserve">AIL, </w:t>
+        <w:t>AIL</w:t>
+      </w:r>
+      <w:r>
+        <w:t>.</w:t>
       </w:r>
     </w:p>
     <w:p>
